--- a/ws2/files/WS2_Facilitator_Guide.docx
+++ b/ws2/files/WS2_Facilitator_Guide.docx
@@ -314,7 +314,7 @@
         <w:spacing w:after="60"/>
       </w:pPr>
       <w:r>
-        <w:t xml:space="preserve">You have read your card’s traps (page 4 onward).</w:t>
+        <w:t xml:space="preserve">You have read the pre-work story “Week 38” and your card’s traps (later in this guide).</w:t>
       </w:r>
     </w:p>
     <w:p>
@@ -1785,6 +1785,790 @@
         <w:t xml:space="preserve">Tests all pass: “Did we run the trap? Every pack has at least two.”</w:t>
       </w:r>
     </w:p>
+    <w:p>
+      <w:pPr>
+        <w:pStyle w:val="Heading2"/>
+      </w:pPr>
+      <w:r>
+        <w:t xml:space="preserve">The story in the room</w:t>
+      </w:r>
+    </w:p>
+    <w:p>
+      <w:r>
+        <w:t xml:space="preserve">Participants arrive having read “Week 38”, the KESTREL pre-work story, and their room’s case file. Use the story at three moments.</w:t>
+      </w:r>
+    </w:p>
+    <w:p>
+      <w:pPr>
+        <w:pStyle w:val="ListParagraph"/>
+        <w:numPr>
+          <w:ilvl w:val="0"/>
+          <w:numId w:val="2"/>
+        </w:numPr>
+        <w:spacing w:after="60"/>
+      </w:pPr>
+      <w:r>
+        <w:rPr>
+          <w:b/>
+          <w:bCs/>
+        </w:rPr>
+        <w:t xml:space="preserve">00:00 · Cold open, 45 seconds. </w:t>
+      </w:r>
+      <w:r>
+        <w:t xml:space="preserve">Show the “Thursday, 07:30” slide and read aloud: “It’s Thursday, 07:30. Tape-out in 11 days. A brief for steering at 14:00. A status that may not be green. A customer waiting. Minutes nobody sent. A risk log five weeks old. Ten lessons found too late. Our room takes one of them. In 60 minutes we build the assistant that gives it back.” Then name the room’s chapter.</w:t>
+      </w:r>
+    </w:p>
+    <w:p>
+      <w:pPr>
+        <w:pStyle w:val="ListParagraph"/>
+        <w:numPr>
+          <w:ilvl w:val="0"/>
+          <w:numId w:val="2"/>
+        </w:numPr>
+        <w:spacing w:after="60"/>
+      </w:pPr>
+      <w:r>
+        <w:rPr>
+          <w:b/>
+          <w:bCs/>
+        </w:rPr>
+        <w:t xml:space="preserve">27:00 · The hunt pays off. </w:t>
+      </w:r>
+      <w:r>
+        <w:t xml:space="preserve">Ask who spotted something in the case file that didn’t add up. Those findings become the room’s T2 and T3 tests: does the assistant catch what people caught?</w:t>
+      </w:r>
+    </w:p>
+    <w:p>
+      <w:pPr>
+        <w:pStyle w:val="ListParagraph"/>
+        <w:numPr>
+          <w:ilvl w:val="0"/>
+          <w:numId w:val="2"/>
+        </w:numPr>
+        <w:spacing w:after="60"/>
+      </w:pPr>
+      <w:r>
+        <w:rPr>
+          <w:b/>
+          <w:bCs/>
+        </w:rPr>
+        <w:t xml:space="preserve">Report-out · Close the loop. </w:t>
+      </w:r>
+      <w:r>
+        <w:t xml:space="preserve">Each room opens with one line: “On KESTREL, our Thursday would have started differently, because …”. The host calls rooms in the order of the Thursday list: C4, C1, C6, C2, C3, C5.</w:t>
+      </w:r>
+    </w:p>
+    <w:tbl>
+      <w:tblPr>
+        <w:tblW w:type="dxa" w:w="9638"/>
+        <w:tblBorders>
+          <w:top w:val="single" w:color="auto" w:sz="4"/>
+          <w:left w:val="single" w:color="auto" w:sz="4"/>
+          <w:bottom w:val="single" w:color="auto" w:sz="4"/>
+          <w:right w:val="single" w:color="auto" w:sz="4"/>
+          <w:insideH w:val="single" w:color="auto" w:sz="4"/>
+          <w:insideV w:val="single" w:color="auto" w:sz="4"/>
+        </w:tblBorders>
+      </w:tblPr>
+      <w:tblGrid>
+        <w:gridCol w:w="1500"/>
+        <w:gridCol w:w="3200"/>
+        <w:gridCol w:w="4938"/>
+      </w:tblGrid>
+      <w:tr>
+        <w:trPr>
+          <w:cantSplit/>
+          <w:tblHeader/>
+        </w:trPr>
+        <w:tc>
+          <w:tcPr>
+            <w:tcW w:type="dxa" w:w="1500"/>
+            <w:tcBorders>
+              <w:top w:val="single" w:color="C8D5D1" w:sz="4"/>
+              <w:left w:val="single" w:color="C8D5D1" w:sz="4"/>
+              <w:bottom w:val="single" w:color="C8D5D1" w:sz="4"/>
+              <w:right w:val="single" w:color="C8D5D1" w:sz="4"/>
+            </w:tcBorders>
+            <w:shd w:fill="E5ECEA" w:color="auto" w:val="clear"/>
+            <w:tcMar>
+              <w:top w:type="dxa" w:w="80"/>
+              <w:left w:type="dxa" w:w="110"/>
+              <w:bottom w:type="dxa" w:w="80"/>
+              <w:right w:type="dxa" w:w="110"/>
+            </w:tcMar>
+            <w:vAlign w:val="top"/>
+          </w:tcPr>
+          <w:p>
+            <w:pPr>
+              <w:spacing w:after="0"/>
+            </w:pPr>
+            <w:r>
+              <w:rPr>
+                <w:b/>
+                <w:bCs/>
+                <w:sz w:val="19"/>
+                <w:szCs w:val="19"/>
+              </w:rPr>
+              <w:t xml:space="preserve">Card</w:t>
+            </w:r>
+          </w:p>
+        </w:tc>
+        <w:tc>
+          <w:tcPr>
+            <w:tcW w:type="dxa" w:w="3200"/>
+            <w:tcBorders>
+              <w:top w:val="single" w:color="C8D5D1" w:sz="4"/>
+              <w:left w:val="single" w:color="C8D5D1" w:sz="4"/>
+              <w:bottom w:val="single" w:color="C8D5D1" w:sz="4"/>
+              <w:right w:val="single" w:color="C8D5D1" w:sz="4"/>
+            </w:tcBorders>
+            <w:shd w:fill="E5ECEA" w:color="auto" w:val="clear"/>
+            <w:tcMar>
+              <w:top w:type="dxa" w:w="80"/>
+              <w:left w:type="dxa" w:w="110"/>
+              <w:bottom w:type="dxa" w:w="80"/>
+              <w:right w:type="dxa" w:w="110"/>
+            </w:tcMar>
+            <w:vAlign w:val="top"/>
+          </w:tcPr>
+          <w:p>
+            <w:pPr>
+              <w:spacing w:after="0"/>
+            </w:pPr>
+            <w:r>
+              <w:rPr>
+                <w:b/>
+                <w:bCs/>
+                <w:sz w:val="19"/>
+                <w:szCs w:val="19"/>
+              </w:rPr>
+              <w:t xml:space="preserve">Story chapter</w:t>
+            </w:r>
+          </w:p>
+        </w:tc>
+        <w:tc>
+          <w:tcPr>
+            <w:tcW w:type="dxa" w:w="4938"/>
+            <w:tcBorders>
+              <w:top w:val="single" w:color="C8D5D1" w:sz="4"/>
+              <w:left w:val="single" w:color="C8D5D1" w:sz="4"/>
+              <w:bottom w:val="single" w:color="C8D5D1" w:sz="4"/>
+              <w:right w:val="single" w:color="C8D5D1" w:sz="4"/>
+            </w:tcBorders>
+            <w:shd w:fill="E5ECEA" w:color="auto" w:val="clear"/>
+            <w:tcMar>
+              <w:top w:type="dxa" w:w="80"/>
+              <w:left w:type="dxa" w:w="110"/>
+              <w:bottom w:type="dxa" w:w="80"/>
+              <w:right w:type="dxa" w:w="110"/>
+            </w:tcMar>
+            <w:vAlign w:val="top"/>
+          </w:tcPr>
+          <w:p>
+            <w:pPr>
+              <w:spacing w:after="0"/>
+            </w:pPr>
+            <w:r>
+              <w:rPr>
+                <w:b/>
+                <w:bCs/>
+                <w:sz w:val="19"/>
+                <w:szCs w:val="19"/>
+              </w:rPr>
+              <w:t xml:space="preserve">The moment in the story</w:t>
+            </w:r>
+          </w:p>
+        </w:tc>
+      </w:tr>
+      <w:tr>
+        <w:trPr>
+          <w:cantSplit/>
+          <w:tblHeader w:val="off"/>
+        </w:trPr>
+        <w:tc>
+          <w:tcPr>
+            <w:tcW w:type="dxa" w:w="1500"/>
+            <w:tcBorders>
+              <w:top w:val="single" w:color="C8D5D1" w:sz="4"/>
+              <w:left w:val="single" w:color="C8D5D1" w:sz="4"/>
+              <w:bottom w:val="single" w:color="C8D5D1" w:sz="4"/>
+              <w:right w:val="single" w:color="C8D5D1" w:sz="4"/>
+            </w:tcBorders>
+            <w:tcMar>
+              <w:top w:type="dxa" w:w="80"/>
+              <w:left w:type="dxa" w:w="110"/>
+              <w:bottom w:type="dxa" w:w="80"/>
+              <w:right w:type="dxa" w:w="110"/>
+            </w:tcMar>
+            <w:vAlign w:val="top"/>
+          </w:tcPr>
+          <w:p>
+            <w:pPr>
+              <w:spacing w:after="0"/>
+            </w:pPr>
+            <w:r>
+              <w:rPr>
+                <w:b/>
+                <w:bCs/>
+                <w:sz w:val="19"/>
+                <w:szCs w:val="19"/>
+              </w:rPr>
+              <w:t xml:space="preserve">C6</w:t>
+            </w:r>
+          </w:p>
+        </w:tc>
+        <w:tc>
+          <w:tcPr>
+            <w:tcW w:type="dxa" w:w="3200"/>
+            <w:tcBorders>
+              <w:top w:val="single" w:color="C8D5D1" w:sz="4"/>
+              <w:left w:val="single" w:color="C8D5D1" w:sz="4"/>
+              <w:bottom w:val="single" w:color="C8D5D1" w:sz="4"/>
+              <w:right w:val="single" w:color="C8D5D1" w:sz="4"/>
+            </w:tcBorders>
+            <w:tcMar>
+              <w:top w:type="dxa" w:w="80"/>
+              <w:left w:type="dxa" w:w="110"/>
+              <w:bottom w:type="dxa" w:w="80"/>
+              <w:right w:type="dxa" w:w="110"/>
+            </w:tcMar>
+            <w:vAlign w:val="top"/>
+          </w:tcPr>
+          <w:p>
+            <w:pPr>
+              <w:spacing w:after="0"/>
+            </w:pPr>
+            <w:r>
+              <w:rPr>
+                <w:sz w:val="19"/>
+                <w:szCs w:val="19"/>
+              </w:rPr>
+              <w:t xml:space="preserve">Chapter 1 · Monday 11:04</w:t>
+            </w:r>
+          </w:p>
+        </w:tc>
+        <w:tc>
+          <w:tcPr>
+            <w:tcW w:type="dxa" w:w="4938"/>
+            <w:tcBorders>
+              <w:top w:val="single" w:color="C8D5D1" w:sz="4"/>
+              <w:left w:val="single" w:color="C8D5D1" w:sz="4"/>
+              <w:bottom w:val="single" w:color="C8D5D1" w:sz="4"/>
+              <w:right w:val="single" w:color="C8D5D1" w:sz="4"/>
+            </w:tcBorders>
+            <w:tcMar>
+              <w:top w:type="dxa" w:w="80"/>
+              <w:left w:type="dxa" w:w="110"/>
+              <w:bottom w:type="dxa" w:w="80"/>
+              <w:right w:type="dxa" w:w="110"/>
+            </w:tcMar>
+            <w:vAlign w:val="top"/>
+          </w:tcPr>
+          <w:p>
+            <w:pPr>
+              <w:spacing w:after="0"/>
+            </w:pPr>
+            <w:r>
+              <w:rPr>
+                <w:sz w:val="19"/>
+                <w:szCs w:val="19"/>
+              </w:rPr>
+              <w:t xml:space="preserve">Sofia forwards CR-014: “Can we do this?”</w:t>
+            </w:r>
+          </w:p>
+        </w:tc>
+      </w:tr>
+      <w:tr>
+        <w:trPr>
+          <w:cantSplit/>
+          <w:tblHeader w:val="off"/>
+        </w:trPr>
+        <w:tc>
+          <w:tcPr>
+            <w:tcW w:type="dxa" w:w="1500"/>
+            <w:tcBorders>
+              <w:top w:val="single" w:color="C8D5D1" w:sz="4"/>
+              <w:left w:val="single" w:color="C8D5D1" w:sz="4"/>
+              <w:bottom w:val="single" w:color="C8D5D1" w:sz="4"/>
+              <w:right w:val="single" w:color="C8D5D1" w:sz="4"/>
+            </w:tcBorders>
+            <w:tcMar>
+              <w:top w:type="dxa" w:w="80"/>
+              <w:left w:type="dxa" w:w="110"/>
+              <w:bottom w:type="dxa" w:w="80"/>
+              <w:right w:type="dxa" w:w="110"/>
+            </w:tcMar>
+            <w:vAlign w:val="top"/>
+          </w:tcPr>
+          <w:p>
+            <w:pPr>
+              <w:spacing w:after="0"/>
+            </w:pPr>
+            <w:r>
+              <w:rPr>
+                <w:b/>
+                <w:bCs/>
+                <w:sz w:val="19"/>
+                <w:szCs w:val="19"/>
+              </w:rPr>
+              <w:t xml:space="preserve">C3</w:t>
+            </w:r>
+          </w:p>
+        </w:tc>
+        <w:tc>
+          <w:tcPr>
+            <w:tcW w:type="dxa" w:w="3200"/>
+            <w:tcBorders>
+              <w:top w:val="single" w:color="C8D5D1" w:sz="4"/>
+              <w:left w:val="single" w:color="C8D5D1" w:sz="4"/>
+              <w:bottom w:val="single" w:color="C8D5D1" w:sz="4"/>
+              <w:right w:val="single" w:color="C8D5D1" w:sz="4"/>
+            </w:tcBorders>
+            <w:tcMar>
+              <w:top w:type="dxa" w:w="80"/>
+              <w:left w:type="dxa" w:w="110"/>
+              <w:bottom w:type="dxa" w:w="80"/>
+              <w:right w:type="dxa" w:w="110"/>
+            </w:tcMar>
+            <w:vAlign w:val="top"/>
+          </w:tcPr>
+          <w:p>
+            <w:pPr>
+              <w:spacing w:after="0"/>
+            </w:pPr>
+            <w:r>
+              <w:rPr>
+                <w:sz w:val="19"/>
+                <w:szCs w:val="19"/>
+              </w:rPr>
+              <w:t xml:space="preserve">Chapter 2 · Monday 16:30</w:t>
+            </w:r>
+          </w:p>
+        </w:tc>
+        <w:tc>
+          <w:tcPr>
+            <w:tcW w:type="dxa" w:w="4938"/>
+            <w:tcBorders>
+              <w:top w:val="single" w:color="C8D5D1" w:sz="4"/>
+              <w:left w:val="single" w:color="C8D5D1" w:sz="4"/>
+              <w:bottom w:val="single" w:color="C8D5D1" w:sz="4"/>
+              <w:right w:val="single" w:color="C8D5D1" w:sz="4"/>
+            </w:tcBorders>
+            <w:tcMar>
+              <w:top w:type="dxa" w:w="80"/>
+              <w:left w:type="dxa" w:w="110"/>
+              <w:bottom w:type="dxa" w:w="80"/>
+              <w:right w:type="dxa" w:w="110"/>
+            </w:tcMar>
+            <w:vAlign w:val="top"/>
+          </w:tcPr>
+          <w:p>
+            <w:pPr>
+              <w:spacing w:after="0"/>
+            </w:pPr>
+            <w:r>
+              <w:rPr>
+                <w:sz w:val="19"/>
+                <w:szCs w:val="19"/>
+              </w:rPr>
+              <w:t xml:space="preserve">The RAID log, last updated five weeks ago</w:t>
+            </w:r>
+          </w:p>
+        </w:tc>
+      </w:tr>
+      <w:tr>
+        <w:trPr>
+          <w:cantSplit/>
+          <w:tblHeader w:val="off"/>
+        </w:trPr>
+        <w:tc>
+          <w:tcPr>
+            <w:tcW w:type="dxa" w:w="1500"/>
+            <w:tcBorders>
+              <w:top w:val="single" w:color="C8D5D1" w:sz="4"/>
+              <w:left w:val="single" w:color="C8D5D1" w:sz="4"/>
+              <w:bottom w:val="single" w:color="C8D5D1" w:sz="4"/>
+              <w:right w:val="single" w:color="C8D5D1" w:sz="4"/>
+            </w:tcBorders>
+            <w:tcMar>
+              <w:top w:type="dxa" w:w="80"/>
+              <w:left w:type="dxa" w:w="110"/>
+              <w:bottom w:type="dxa" w:w="80"/>
+              <w:right w:type="dxa" w:w="110"/>
+            </w:tcMar>
+            <w:vAlign w:val="top"/>
+          </w:tcPr>
+          <w:p>
+            <w:pPr>
+              <w:spacing w:after="0"/>
+            </w:pPr>
+            <w:r>
+              <w:rPr>
+                <w:b/>
+                <w:bCs/>
+                <w:sz w:val="19"/>
+                <w:szCs w:val="19"/>
+              </w:rPr>
+              <w:t xml:space="preserve">C2</w:t>
+            </w:r>
+          </w:p>
+        </w:tc>
+        <w:tc>
+          <w:tcPr>
+            <w:tcW w:type="dxa" w:w="3200"/>
+            <w:tcBorders>
+              <w:top w:val="single" w:color="C8D5D1" w:sz="4"/>
+              <w:left w:val="single" w:color="C8D5D1" w:sz="4"/>
+              <w:bottom w:val="single" w:color="C8D5D1" w:sz="4"/>
+              <w:right w:val="single" w:color="C8D5D1" w:sz="4"/>
+            </w:tcBorders>
+            <w:tcMar>
+              <w:top w:type="dxa" w:w="80"/>
+              <w:left w:type="dxa" w:w="110"/>
+              <w:bottom w:type="dxa" w:w="80"/>
+              <w:right w:type="dxa" w:w="110"/>
+            </w:tcMar>
+            <w:vAlign w:val="top"/>
+          </w:tcPr>
+          <w:p>
+            <w:pPr>
+              <w:spacing w:after="0"/>
+            </w:pPr>
+            <w:r>
+              <w:rPr>
+                <w:sz w:val="19"/>
+                <w:szCs w:val="19"/>
+              </w:rPr>
+              <w:t xml:space="preserve">Chapter 3 · Tuesday 10:00</w:t>
+            </w:r>
+          </w:p>
+        </w:tc>
+        <w:tc>
+          <w:tcPr>
+            <w:tcW w:type="dxa" w:w="4938"/>
+            <w:tcBorders>
+              <w:top w:val="single" w:color="C8D5D1" w:sz="4"/>
+              <w:left w:val="single" w:color="C8D5D1" w:sz="4"/>
+              <w:bottom w:val="single" w:color="C8D5D1" w:sz="4"/>
+              <w:right w:val="single" w:color="C8D5D1" w:sz="4"/>
+            </w:tcBorders>
+            <w:tcMar>
+              <w:top w:type="dxa" w:w="80"/>
+              <w:left w:type="dxa" w:w="110"/>
+              <w:bottom w:type="dxa" w:w="80"/>
+              <w:right w:type="dxa" w:w="110"/>
+            </w:tcMar>
+            <w:vAlign w:val="top"/>
+          </w:tcPr>
+          <w:p>
+            <w:pPr>
+              <w:spacing w:after="0"/>
+            </w:pPr>
+            <w:r>
+              <w:rPr>
+                <w:sz w:val="19"/>
+                <w:szCs w:val="19"/>
+              </w:rPr>
+              <w:t xml:space="preserve">The weekly sync nobody wrote up</w:t>
+            </w:r>
+          </w:p>
+        </w:tc>
+      </w:tr>
+      <w:tr>
+        <w:trPr>
+          <w:cantSplit/>
+          <w:tblHeader w:val="off"/>
+        </w:trPr>
+        <w:tc>
+          <w:tcPr>
+            <w:tcW w:type="dxa" w:w="1500"/>
+            <w:tcBorders>
+              <w:top w:val="single" w:color="C8D5D1" w:sz="4"/>
+              <w:left w:val="single" w:color="C8D5D1" w:sz="4"/>
+              <w:bottom w:val="single" w:color="C8D5D1" w:sz="4"/>
+              <w:right w:val="single" w:color="C8D5D1" w:sz="4"/>
+            </w:tcBorders>
+            <w:tcMar>
+              <w:top w:type="dxa" w:w="80"/>
+              <w:left w:type="dxa" w:w="110"/>
+              <w:bottom w:type="dxa" w:w="80"/>
+              <w:right w:type="dxa" w:w="110"/>
+            </w:tcMar>
+            <w:vAlign w:val="top"/>
+          </w:tcPr>
+          <w:p>
+            <w:pPr>
+              <w:spacing w:after="0"/>
+            </w:pPr>
+            <w:r>
+              <w:rPr>
+                <w:b/>
+                <w:bCs/>
+                <w:sz w:val="19"/>
+                <w:szCs w:val="19"/>
+              </w:rPr>
+              <w:t xml:space="preserve">C1</w:t>
+            </w:r>
+          </w:p>
+        </w:tc>
+        <w:tc>
+          <w:tcPr>
+            <w:tcW w:type="dxa" w:w="3200"/>
+            <w:tcBorders>
+              <w:top w:val="single" w:color="C8D5D1" w:sz="4"/>
+              <w:left w:val="single" w:color="C8D5D1" w:sz="4"/>
+              <w:bottom w:val="single" w:color="C8D5D1" w:sz="4"/>
+              <w:right w:val="single" w:color="C8D5D1" w:sz="4"/>
+            </w:tcBorders>
+            <w:tcMar>
+              <w:top w:type="dxa" w:w="80"/>
+              <w:left w:type="dxa" w:w="110"/>
+              <w:bottom w:type="dxa" w:w="80"/>
+              <w:right w:type="dxa" w:w="110"/>
+            </w:tcMar>
+            <w:vAlign w:val="top"/>
+          </w:tcPr>
+          <w:p>
+            <w:pPr>
+              <w:spacing w:after="0"/>
+            </w:pPr>
+            <w:r>
+              <w:rPr>
+                <w:sz w:val="19"/>
+                <w:szCs w:val="19"/>
+              </w:rPr>
+              <w:t xml:space="preserve">Chapter 4 · Wednesday 15:45</w:t>
+            </w:r>
+          </w:p>
+        </w:tc>
+        <w:tc>
+          <w:tcPr>
+            <w:tcW w:type="dxa" w:w="4938"/>
+            <w:tcBorders>
+              <w:top w:val="single" w:color="C8D5D1" w:sz="4"/>
+              <w:left w:val="single" w:color="C8D5D1" w:sz="4"/>
+              <w:bottom w:val="single" w:color="C8D5D1" w:sz="4"/>
+              <w:right w:val="single" w:color="C8D5D1" w:sz="4"/>
+            </w:tcBorders>
+            <w:tcMar>
+              <w:top w:type="dxa" w:w="80"/>
+              <w:left w:type="dxa" w:w="110"/>
+              <w:bottom w:type="dxa" w:w="80"/>
+              <w:right w:type="dxa" w:w="110"/>
+            </w:tcMar>
+            <w:vAlign w:val="top"/>
+          </w:tcPr>
+          <w:p>
+            <w:pPr>
+              <w:spacing w:after="0"/>
+            </w:pPr>
+            <w:r>
+              <w:rPr>
+                <w:sz w:val="19"/>
+                <w:szCs w:val="19"/>
+              </w:rPr>
+              <w:t xml:space="preserve">Is KESTREL still green?</w:t>
+            </w:r>
+          </w:p>
+        </w:tc>
+      </w:tr>
+      <w:tr>
+        <w:trPr>
+          <w:cantSplit/>
+          <w:tblHeader w:val="off"/>
+        </w:trPr>
+        <w:tc>
+          <w:tcPr>
+            <w:tcW w:type="dxa" w:w="1500"/>
+            <w:tcBorders>
+              <w:top w:val="single" w:color="C8D5D1" w:sz="4"/>
+              <w:left w:val="single" w:color="C8D5D1" w:sz="4"/>
+              <w:bottom w:val="single" w:color="C8D5D1" w:sz="4"/>
+              <w:right w:val="single" w:color="C8D5D1" w:sz="4"/>
+            </w:tcBorders>
+            <w:tcMar>
+              <w:top w:type="dxa" w:w="80"/>
+              <w:left w:type="dxa" w:w="110"/>
+              <w:bottom w:type="dxa" w:w="80"/>
+              <w:right w:type="dxa" w:w="110"/>
+            </w:tcMar>
+            <w:vAlign w:val="top"/>
+          </w:tcPr>
+          <w:p>
+            <w:pPr>
+              <w:spacing w:after="0"/>
+            </w:pPr>
+            <w:r>
+              <w:rPr>
+                <w:b/>
+                <w:bCs/>
+                <w:sz w:val="19"/>
+                <w:szCs w:val="19"/>
+              </w:rPr>
+              <w:t xml:space="preserve">C4</w:t>
+            </w:r>
+          </w:p>
+        </w:tc>
+        <w:tc>
+          <w:tcPr>
+            <w:tcW w:type="dxa" w:w="3200"/>
+            <w:tcBorders>
+              <w:top w:val="single" w:color="C8D5D1" w:sz="4"/>
+              <w:left w:val="single" w:color="C8D5D1" w:sz="4"/>
+              <w:bottom w:val="single" w:color="C8D5D1" w:sz="4"/>
+              <w:right w:val="single" w:color="C8D5D1" w:sz="4"/>
+            </w:tcBorders>
+            <w:tcMar>
+              <w:top w:type="dxa" w:w="80"/>
+              <w:left w:type="dxa" w:w="110"/>
+              <w:bottom w:type="dxa" w:w="80"/>
+              <w:right w:type="dxa" w:w="110"/>
+            </w:tcMar>
+            <w:vAlign w:val="top"/>
+          </w:tcPr>
+          <w:p>
+            <w:pPr>
+              <w:spacing w:after="0"/>
+            </w:pPr>
+            <w:r>
+              <w:rPr>
+                <w:sz w:val="19"/>
+                <w:szCs w:val="19"/>
+              </w:rPr>
+              <w:t xml:space="preserve">Chapter 5 · Wednesday 21:37</w:t>
+            </w:r>
+          </w:p>
+        </w:tc>
+        <w:tc>
+          <w:tcPr>
+            <w:tcW w:type="dxa" w:w="4938"/>
+            <w:tcBorders>
+              <w:top w:val="single" w:color="C8D5D1" w:sz="4"/>
+              <w:left w:val="single" w:color="C8D5D1" w:sz="4"/>
+              <w:bottom w:val="single" w:color="C8D5D1" w:sz="4"/>
+              <w:right w:val="single" w:color="C8D5D1" w:sz="4"/>
+            </w:tcBorders>
+            <w:tcMar>
+              <w:top w:type="dxa" w:w="80"/>
+              <w:left w:type="dxa" w:w="110"/>
+              <w:bottom w:type="dxa" w:w="80"/>
+              <w:right w:type="dxa" w:w="110"/>
+            </w:tcMar>
+            <w:vAlign w:val="top"/>
+          </w:tcPr>
+          <w:p>
+            <w:pPr>
+              <w:spacing w:after="0"/>
+            </w:pPr>
+            <w:r>
+              <w:rPr>
+                <w:sz w:val="19"/>
+                <w:szCs w:val="19"/>
+              </w:rPr>
+              <w:t xml:space="preserve">Five opinions for a one-page brief</w:t>
+            </w:r>
+          </w:p>
+        </w:tc>
+      </w:tr>
+      <w:tr>
+        <w:trPr>
+          <w:cantSplit/>
+          <w:tblHeader w:val="off"/>
+        </w:trPr>
+        <w:tc>
+          <w:tcPr>
+            <w:tcW w:type="dxa" w:w="1500"/>
+            <w:tcBorders>
+              <w:top w:val="single" w:color="C8D5D1" w:sz="4"/>
+              <w:left w:val="single" w:color="C8D5D1" w:sz="4"/>
+              <w:bottom w:val="single" w:color="C8D5D1" w:sz="4"/>
+              <w:right w:val="single" w:color="C8D5D1" w:sz="4"/>
+            </w:tcBorders>
+            <w:tcMar>
+              <w:top w:type="dxa" w:w="80"/>
+              <w:left w:type="dxa" w:w="110"/>
+              <w:bottom w:type="dxa" w:w="80"/>
+              <w:right w:type="dxa" w:w="110"/>
+            </w:tcMar>
+            <w:vAlign w:val="top"/>
+          </w:tcPr>
+          <w:p>
+            <w:pPr>
+              <w:spacing w:after="0"/>
+            </w:pPr>
+            <w:r>
+              <w:rPr>
+                <w:b/>
+                <w:bCs/>
+                <w:sz w:val="19"/>
+                <w:szCs w:val="19"/>
+              </w:rPr>
+              <w:t xml:space="preserve">C5</w:t>
+            </w:r>
+          </w:p>
+        </w:tc>
+        <w:tc>
+          <w:tcPr>
+            <w:tcW w:type="dxa" w:w="3200"/>
+            <w:tcBorders>
+              <w:top w:val="single" w:color="C8D5D1" w:sz="4"/>
+              <w:left w:val="single" w:color="C8D5D1" w:sz="4"/>
+              <w:bottom w:val="single" w:color="C8D5D1" w:sz="4"/>
+              <w:right w:val="single" w:color="C8D5D1" w:sz="4"/>
+            </w:tcBorders>
+            <w:tcMar>
+              <w:top w:type="dxa" w:w="80"/>
+              <w:left w:type="dxa" w:w="110"/>
+              <w:bottom w:type="dxa" w:w="80"/>
+              <w:right w:type="dxa" w:w="110"/>
+            </w:tcMar>
+            <w:vAlign w:val="top"/>
+          </w:tcPr>
+          <w:p>
+            <w:pPr>
+              <w:spacing w:after="0"/>
+            </w:pPr>
+            <w:r>
+              <w:rPr>
+                <w:sz w:val="19"/>
+                <w:szCs w:val="19"/>
+              </w:rPr>
+              <w:t xml:space="preserve">Chapter 6 · Thursday 06:50</w:t>
+            </w:r>
+          </w:p>
+        </w:tc>
+        <w:tc>
+          <w:tcPr>
+            <w:tcW w:type="dxa" w:w="4938"/>
+            <w:tcBorders>
+              <w:top w:val="single" w:color="C8D5D1" w:sz="4"/>
+              <w:left w:val="single" w:color="C8D5D1" w:sz="4"/>
+              <w:bottom w:val="single" w:color="C8D5D1" w:sz="4"/>
+              <w:right w:val="single" w:color="C8D5D1" w:sz="4"/>
+            </w:tcBorders>
+            <w:tcMar>
+              <w:top w:type="dxa" w:w="80"/>
+              <w:left w:type="dxa" w:w="110"/>
+              <w:bottom w:type="dxa" w:w="80"/>
+              <w:right w:type="dxa" w:w="110"/>
+            </w:tcMar>
+            <w:vAlign w:val="top"/>
+          </w:tcPr>
+          <w:p>
+            <w:pPr>
+              <w:spacing w:after="0"/>
+            </w:pPr>
+            <w:r>
+              <w:rPr>
+                <w:sz w:val="19"/>
+                <w:szCs w:val="19"/>
+              </w:rPr>
+              <w:t xml:space="preserve">The lessons file nobody reads</w:t>
+            </w:r>
+          </w:p>
+        </w:tc>
+      </w:tr>
+    </w:tbl>
     <w:p>
       <w:r>
         <w:br w:type="page"/>

--- a/ws2/files/WS2_Facilitator_Guide.docx
+++ b/ws2/files/WS2_Facilitator_Guide.docx
@@ -314,7 +314,7 @@
         <w:spacing w:after="60"/>
       </w:pPr>
       <w:r>
-        <w:t xml:space="preserve">You have read the pre-work story “Week 38” and your card’s traps (later in this guide).</w:t>
+        <w:t xml:space="preserve">You have read the pre-work story “Fourteen Days” and your card’s traps (later in this guide).</w:t>
       </w:r>
     </w:p>
     <w:p>
@@ -1795,7 +1795,7 @@
     </w:p>
     <w:p>
       <w:r>
-        <w:t xml:space="preserve">Participants arrive having read “Week 38”, the KESTREL pre-work story, and their room’s case file. Use the story at three moments.</w:t>
+        <w:t xml:space="preserve">Participants arrive having read “Fourteen Days”, the KESTREL pre-work story, and their room’s case file. Use the story at three moments.</w:t>
       </w:r>
     </w:p>
     <w:p>
@@ -1815,7 +1815,7 @@
         <w:t xml:space="preserve">00:00 · Cold open, 45 seconds. </w:t>
       </w:r>
       <w:r>
-        <w:t xml:space="preserve">Show the “Thursday, 07:30” slide and read aloud: “It’s Thursday, 07:30. Tape-out in 11 days. A brief for steering at 14:00. A status that may not be green. A customer waiting. Minutes nobody sent. A risk log five weeks old. Ten lessons found too late. Our room takes one of them. In 60 minutes we build the assistant that gives it back.” Then name the room’s chapter.</w:t>
+        <w:t xml:space="preserve">Show the “Thursday, 07:30” slide and read aloud: “It’s Thursday, 07:30. Tape-out in 11 days. A brief for steering at 14:00. A status that may not be green. A customer waiting. Minutes nobody sent. A risk log five weeks old. Ten lessons found too late. Our room takes one of them. In 60 minutes we build the agent that gives it back.” Then name the room’s chapter.</w:t>
       </w:r>
     </w:p>
     <w:p>

--- a/ws2/files/WS2_Facilitator_Guide.docx
+++ b/ws2/files/WS2_Facilitator_Guide.docx
@@ -2609,7 +2609,7 @@
           <w:sz w:val="20"/>
           <w:szCs w:val="20"/>
         </w:rPr>
-        <w:t xml:space="preserve">Priya writes “on track”, yet the load board moved from CW41 to CW43 and the tracker still shows “First samples + test ready” unchanged at CW46. A good assistant flags the conflict. A weak one repeats last week’s GREEN.</w:t>
+        <w:t xml:space="preserve">Priya writes “on track”, yet the load board moved from CW48 to CW50 and the tracker still shows “First samples + test ready” unchanged at CW53. A good assistant flags the conflict. A weak one repeats last week’s GREEN.</w:t>
       </w:r>
     </w:p>
     <w:p>
@@ -2702,7 +2702,7 @@
           <w:sz w:val="20"/>
           <w:szCs w:val="20"/>
         </w:rPr>
-        <w:t xml:space="preserve">Sofia’s “let’s propose to steering that we keep CW40” is a proposal the PM explicitly deferred. It is not a decision.</w:t>
+        <w:t xml:space="preserve">Sofia’s “let’s propose to steering that we keep CW47” is a proposal the PM explicitly deferred. It is not a decision.</w:t>
       </w:r>
     </w:p>
     <w:p>
@@ -2829,7 +2829,7 @@
           <w:sz w:val="20"/>
           <w:szCs w:val="20"/>
         </w:rPr>
-        <w:t xml:space="preserve">Snippet 3: D1 was due in CW36 and is overdue. An escalation candidate.</w:t>
+        <w:t xml:space="preserve">Snippet 3: D1 was due in CW43 and is overdue. An escalation candidate.</w:t>
       </w:r>
     </w:p>
     <w:p>
@@ -2880,7 +2880,7 @@
           <w:sz w:val="20"/>
           <w:szCs w:val="20"/>
         </w:rPr>
-        <w:t xml:space="preserve">The log was last updated in CW33, five weeks ago.</w:t>
+        <w:t xml:space="preserve">The log was last updated in CW40, five weeks ago.</w:t>
       </w:r>
     </w:p>
     <w:p>
@@ -2973,7 +2973,7 @@
           <w:sz w:val="20"/>
           <w:szCs w:val="20"/>
         </w:rPr>
-        <w:t xml:space="preserve">Customer sampling in CW50 looks at risk under every option. The brief should say so plainly.</w:t>
+        <w:t xml:space="preserve">Customer sampling in CW04 looks at risk under every option. The brief should say so plainly.</w:t>
       </w:r>
     </w:p>
     <w:p>
@@ -3108,7 +3108,7 @@
           <w:sz w:val="20"/>
           <w:szCs w:val="20"/>
         </w:rPr>
-        <w:t xml:space="preserve">Samples in CW47 would ship before qualification starts in CW48. Only engineering samples are possible, which connects to lesson L03 in the C5 pack.</w:t>
+        <w:t xml:space="preserve">Samples in CW01 would ship before qualification starts in CW02. Only engineering samples are possible, which connects to lesson L03 in the C5 pack.</w:t>
       </w:r>
     </w:p>
     <w:p>
@@ -3125,7 +3125,7 @@
           <w:sz w:val="20"/>
           <w:szCs w:val="20"/>
         </w:rPr>
-        <w:t xml:space="preserve">The standby mode may need silicon or ROM support, and ROM freezes at tape-out in CW40. Design must answer within two weeks. The assistant cannot know this and should ask.</w:t>
+        <w:t xml:space="preserve">The standby mode may need silicon or ROM support, and ROM freezes at tape-out in CW47. Design must answer within two weeks. The assistant cannot know this and should ask.</w:t>
       </w:r>
     </w:p>
     <w:p>
@@ -3142,7 +3142,7 @@
           <w:sz w:val="20"/>
           <w:szCs w:val="20"/>
         </w:rPr>
-        <w:t xml:space="preserve">Software capacity is at 50% until CW44, so the new feature competes with SDK 1.0.</w:t>
+        <w:t xml:space="preserve">Software capacity is at 50% until CW51, so the new feature competes with SDK 1.0.</w:t>
       </w:r>
     </w:p>
     <w:p>
@@ -3159,7 +3159,7 @@
           <w:sz w:val="20"/>
           <w:szCs w:val="20"/>
         </w:rPr>
-        <w:t xml:space="preserve">First samples in CW46 depend on the load board, now CW43. CW47 leaves one week of margin for test.</w:t>
+        <w:t xml:space="preserve">First samples in CW53 depend on the load board, now CW50. CW01 leaves one week of margin for test.</w:t>
       </w:r>
     </w:p>
     <w:p>

--- a/ws2/files/WS2_Facilitator_Guide.docx
+++ b/ws2/files/WS2_Facilitator_Guide.docx
@@ -963,7 +963,7 @@
         <w:pStyle w:val="Heading3"/>
       </w:pPr>
       <w:r>
-        <w:t xml:space="preserve">05:00–15:00   Frame the pain</w:t>
+        <w:t xml:space="preserve">05:00–15:00   Map the hours</w:t>
       </w:r>
     </w:p>
     <w:p>
@@ -980,7 +980,7 @@
           <w:i/>
           <w:iCs/>
         </w:rPr>
-        <w:t xml:space="preserve">“Twenty seconds each: when did this pain last hit you, and what did it cost you?”</w:t>
+        <w:t xml:space="preserve">“Twenty seconds each: how many hours does this job take you in a normal week?”</w:t>
       </w:r>
     </w:p>
     <w:p>
@@ -1007,46 +1007,59 @@
         <w:spacing w:after="60"/>
       </w:pPr>
       <w:r>
-        <w:t xml:space="preserve">Who exactly feels it?</w:t>
-      </w:r>
-    </w:p>
-    <w:p>
-      <w:pPr>
-        <w:pStyle w:val="ListParagraph"/>
-        <w:numPr>
-          <w:ilvl w:val="0"/>
-          <w:numId w:val="2"/>
-        </w:numPr>
-        <w:spacing w:after="60"/>
-      </w:pPr>
-      <w:r>
-        <w:t xml:space="preserve">What happens today, step by step? Which step eats the most time or causes the most errors?</w:t>
-      </w:r>
-    </w:p>
-    <w:p>
-      <w:pPr>
-        <w:pStyle w:val="ListParagraph"/>
-        <w:numPr>
-          <w:ilvl w:val="0"/>
-          <w:numId w:val="2"/>
-        </w:numPr>
-        <w:spacing w:after="60"/>
-      </w:pPr>
-      <w:r>
-        <w:t xml:space="preserve">What number shows the pain today?</w:t>
-      </w:r>
-    </w:p>
-    <w:p>
-      <w:pPr>
-        <w:pStyle w:val="ListParagraph"/>
-        <w:numPr>
-          <w:ilvl w:val="0"/>
-          <w:numId w:val="2"/>
-        </w:numPr>
-        <w:spacing w:after="60"/>
-      </w:pPr>
-      <w:r>
-        <w:t xml:space="preserve">Where is the source of truth?</w:t>
+        <w:t xml:space="preserve">What are the steps of this job, start to finish?</w:t>
+      </w:r>
+    </w:p>
+    <w:p>
+      <w:pPr>
+        <w:pStyle w:val="ListParagraph"/>
+        <w:numPr>
+          <w:ilvl w:val="0"/>
+          <w:numId w:val="2"/>
+        </w:numPr>
+        <w:spacing w:after="60"/>
+      </w:pPr>
+      <w:r>
+        <w:t xml:space="preserve">How many minutes does each step take?</w:t>
+      </w:r>
+    </w:p>
+    <w:p>
+      <w:pPr>
+        <w:pStyle w:val="ListParagraph"/>
+        <w:numPr>
+          <w:ilvl w:val="0"/>
+          <w:numId w:val="2"/>
+        </w:numPr>
+        <w:spacing w:after="60"/>
+      </w:pPr>
+      <w:r>
+        <w:t xml:space="preserve">Which steps are repetitive, and which need the PM’s judgment?</w:t>
+      </w:r>
+    </w:p>
+    <w:p>
+      <w:pPr>
+        <w:pStyle w:val="ListParagraph"/>
+        <w:numPr>
+          <w:ilvl w:val="0"/>
+          <w:numId w:val="2"/>
+        </w:numPr>
+        <w:spacing w:after="60"/>
+      </w:pPr>
+      <w:r>
+        <w:t xml:space="preserve">Which repetitive chunk is the biggest?</w:t>
+      </w:r>
+    </w:p>
+    <w:p>
+      <w:pPr>
+        <w:pStyle w:val="ListParagraph"/>
+        <w:numPr>
+          <w:ilvl w:val="0"/>
+          <w:numId w:val="2"/>
+        </w:numPr>
+        <w:spacing w:after="60"/>
+      </w:pPr>
+      <w:r>
+        <w:t xml:space="preserve">What would the PM do with that time instead?</w:t>
       </w:r>
     </w:p>
     <w:p>
@@ -1073,7 +1086,7 @@
         <w:spacing w:after="60"/>
       </w:pPr>
       <w:r>
-        <w:t xml:space="preserve">The slice: one user, one moment, one output.</w:t>
+        <w:t xml:space="preserve">The chunk the agent takes, and the baseline: hours per PM per week today.</w:t>
       </w:r>
     </w:p>
     <w:p>
@@ -1113,7 +1126,7 @@
           <w:bCs/>
           <w:color w:val="8A5409"/>
         </w:rPr>
-        <w:t xml:space="preserve">◆ Checkpoint 15:00 · One-sentence problem and a baseline in Pilot Pack sections 1–2</w:t>
+        <w:t xml:space="preserve">◆ Checkpoint 15:00 · Task map with minutes per step, the chunk chosen, the baseline in hours</w:t>
       </w:r>
     </w:p>
     <w:p>
@@ -1165,7 +1178,20 @@
         <w:spacing w:after="60"/>
       </w:pPr>
       <w:r>
-        <w:t xml:space="preserve">What goes in, and what comes out for whom?</w:t>
+        <w:t xml:space="preserve">What goes in, and what does the PM receive?</w:t>
+      </w:r>
+    </w:p>
+    <w:p>
+      <w:pPr>
+        <w:pStyle w:val="ListParagraph"/>
+        <w:numPr>
+          <w:ilvl w:val="0"/>
+          <w:numId w:val="2"/>
+        </w:numPr>
+        <w:spacing w:after="60"/>
+      </w:pPr>
+      <w:r>
+        <w:t xml:space="preserve">How long should the PM’s review take?</w:t>
       </w:r>
     </w:p>
     <w:p>
@@ -1440,7 +1466,7 @@
           <w:bCs/>
           <w:color w:val="8A5409"/>
         </w:rPr>
-        <w:t xml:space="preserve">◆ Checkpoint 42:00 · Test results recorded, top three risks listed</w:t>
+        <w:t xml:space="preserve">◆ Checkpoint 42:00 · Test results recorded, review time measured, top three risks listed</w:t>
       </w:r>
     </w:p>
     <w:p>
@@ -1531,7 +1557,7 @@
           <w:bCs/>
           <w:color w:val="8A5409"/>
         </w:rPr>
-        <w:t xml:space="preserve">◆ Checkpoint 50:00 · Final instructions, one guardrail, one metric, level decided</w:t>
+        <w:t xml:space="preserve">◆ Checkpoint 50:00 · Final instructions, one guardrail, hours back per week, level decided</w:t>
       </w:r>
     </w:p>
     <w:p>
@@ -1782,7 +1808,7 @@
         <w:spacing w:after="60"/>
       </w:pPr>
       <w:r>
-        <w:t xml:space="preserve">Tests all pass: “Did we run the trap? Every pack has at least two.”</w:t>
+        <w:t xml:space="preserve">Time test disappoints: “If checking the output takes as long as doing the job, what should the agent do differently?”</w:t>
       </w:r>
     </w:p>
     <w:p>
@@ -1832,10 +1858,10 @@
           <w:b/>
           <w:bCs/>
         </w:rPr>
-        <w:t xml:space="preserve">27:00 · The hunt pays off. </w:t>
-      </w:r>
-      <w:r>
-        <w:t xml:space="preserve">Ask who spotted something in the case file that didn’t add up. Those findings become the room’s T2 and T3 tests: does the assistant catch what people caught?</w:t>
+        <w:t xml:space="preserve">27:00 · The time test. </w:t>
+      </w:r>
+      <w:r>
+        <w:t xml:space="preserve">Time how long the PM needs to check the agent’s output and compare it with the baseline from the task map. Anything the room noticed in the case file becomes the T3 trust check: does the agent flag it for the PM?</w:t>
       </w:r>
     </w:p>
     <w:p>
@@ -4838,7 +4864,7 @@
         <w:spacing w:after="60"/>
       </w:pPr>
       <w:r>
-        <w:t xml:space="preserve">We will know it works when [metric moves].</w:t>
+        <w:t xml:space="preserve">Every PM gets [hours] back a week, for [decisions, stakeholders or strategy].</w:t>
       </w:r>
     </w:p>
     <w:p>

--- a/ws2/files/WS2_Facilitator_Guide.docx
+++ b/ws2/files/WS2_Facilitator_Guide.docx
@@ -115,7 +115,7 @@
                 <w:sz w:val="20"/>
                 <w:szCs w:val="20"/>
               </w:rPr>
-              <w:t xml:space="preserve">Turn a real PM pain point into an AI assistant that is valuable, governable and ready for a first test.</w:t>
+              <w:t xml:space="preserve">Offload the repetitive part of one PM job to an agent, so the project manager gets time back for decisions, stakeholders and strategy.</w:t>
             </w:r>
           </w:p>
         </w:tc>
@@ -183,7 +183,7 @@
                 <w:sz w:val="20"/>
                 <w:szCs w:val="20"/>
               </w:rPr>
-              <w:t xml:space="preserve">Each mixed-experience room designs, tests and pressure-tests one assistant, while the PM keeps judgment and decision ownership.</w:t>
+              <w:t xml:space="preserve">Each mixed-experience room maps where the hours go, builds an agent for the biggest repetitive chunk, and proves the time it returns, while the PM keeps every judgment.</w:t>
             </w:r>
           </w:p>
         </w:tc>
@@ -251,7 +251,7 @@
                 <w:sz w:val="20"/>
                 <w:szCs w:val="20"/>
               </w:rPr>
-              <w:t xml:space="preserve">One Pilot Pack per room: problem, baseline, agent instructions, human decision point, metric, guardrail, owner and first test.</w:t>
+              <w:t xml:space="preserve">One Pilot Pack per room: hours back per PM per week, the business impact, the failure the agent must never cause and its guardrail, an owner and a first test. Then a 15-minute Summit Debrief with one question: which pilot would you implement on Monday morning?</w:t>
             </w:r>
           </w:p>
         </w:tc>
@@ -328,6 +328,19 @@
       </w:pPr>
       <w:r>
         <w:t xml:space="preserve">You know the capture link for the Pilot Pack and the fallback: paper, then a photo.</w:t>
+      </w:r>
+    </w:p>
+    <w:p>
+      <w:pPr>
+        <w:pStyle w:val="ListParagraph"/>
+        <w:numPr>
+          <w:ilvl w:val="0"/>
+          <w:numId w:val="2"/>
+        </w:numPr>
+        <w:spacing w:after="60"/>
+      </w:pPr>
+      <w:r>
+        <w:t xml:space="preserve">You know your room’s place in the Summit Debrief order: C2, C5, C1, C4, C6, C3.</w:t>
       </w:r>
     </w:p>
     <w:p>
@@ -566,7 +579,7 @@
                 <w:sz w:val="20"/>
                 <w:szCs w:val="20"/>
               </w:rPr>
-              <w:t xml:space="preserve">Owns the Pilot Pack, synthesizes, gives the report-out.</w:t>
+              <w:t xml:space="preserve">Owns the Pilot Pack, synthesizes, reads the debrief card at the Summit Debrief.</w:t>
             </w:r>
           </w:p>
         </w:tc>
@@ -889,7 +902,7 @@
           <w:i/>
           <w:iCs/>
         </w:rPr>
-        <w:t xml:space="preserve">“In the next 60 minutes we turn one PM pain point into an AI assistant we can actually test. We are not building a production system. We leave with a Pilot Pack: the problem, a baseline, the agent’s instructions, what the PM still decides, one guardrail, one metric, an owner and a first test.”</w:t>
+        <w:t xml:space="preserve">“In the next 60 minutes we turn one PM pain point into an agent we can actually test. We are not building a production system. We leave with a Pilot Pack: the problem, a baseline, the agent’s instructions, what the PM still decides, the hours back and what they buy the project, one guardrail, an owner and a first test.”</w:t>
       </w:r>
     </w:p>
     <w:p>
@@ -1064,6 +1077,19 @@
     </w:p>
     <w:p>
       <w:pPr>
+        <w:pStyle w:val="ListParagraph"/>
+        <w:numPr>
+          <w:ilvl w:val="0"/>
+          <w:numId w:val="2"/>
+        </w:numPr>
+        <w:spacing w:after="60"/>
+      </w:pPr>
+      <w:r>
+        <w:t xml:space="preserve">What would that change for the project? That is the business impact.</w:t>
+      </w:r>
+    </w:p>
+    <w:p>
+      <w:pPr>
         <w:keepNext/>
         <w:spacing w:after="20"/>
       </w:pPr>
@@ -1086,7 +1112,7 @@
         <w:spacing w:after="60"/>
       </w:pPr>
       <w:r>
-        <w:t xml:space="preserve">The chunk the agent takes, and the baseline: hours per PM per week today.</w:t>
+        <w:t xml:space="preserve">The chunk the agent takes, the baseline in hours per PM per week today, and what those hours would buy the project.</w:t>
       </w:r>
     </w:p>
     <w:p>
@@ -1126,7 +1152,7 @@
           <w:bCs/>
           <w:color w:val="8A5409"/>
         </w:rPr>
-        <w:t xml:space="preserve">◆ Checkpoint 15:00 · Task map with minutes per step, the chunk chosen, the baseline in hours</w:t>
+        <w:t xml:space="preserve">◆ Checkpoint 15:00 · Task map with minutes per step, the chunk chosen, the baseline in hours, the business impact</w:t>
       </w:r>
     </w:p>
     <w:p>
@@ -1151,7 +1177,7 @@
           <w:i/>
           <w:iCs/>
         </w:rPr>
-        <w:t xml:space="preserve">“Brief the assistant like a smart new colleague who knows nothing about our project.”</w:t>
+        <w:t xml:space="preserve">“Brief the agent like a smart new colleague who knows nothing about our project. And: what does failure look like?”</w:t>
       </w:r>
     </w:p>
     <w:p>
@@ -1204,7 +1230,7 @@
         <w:spacing w:after="60"/>
       </w:pPr>
       <w:r>
-        <w:t xml:space="preserve">Which steps can the assistant do?</w:t>
+        <w:t xml:space="preserve">Which steps can the agent do?</w:t>
       </w:r>
     </w:p>
     <w:p>
@@ -1244,6 +1270,19 @@
       </w:pPr>
       <w:r>
         <w:t xml:space="preserve">What must never appear in the output?</w:t>
+      </w:r>
+    </w:p>
+    <w:p>
+      <w:pPr>
+        <w:pStyle w:val="ListParagraph"/>
+        <w:numPr>
+          <w:ilvl w:val="0"/>
+          <w:numId w:val="2"/>
+        </w:numPr>
+        <w:spacing w:after="60"/>
+      </w:pPr>
+      <w:r>
+        <w:t xml:space="preserve">What does failure look like? Name the one way this agent could hurt the project. It becomes the T3 trust check.</w:t>
       </w:r>
     </w:p>
     <w:p>
@@ -1283,7 +1322,7 @@
           <w:bCs/>
           <w:color w:val="8A5409"/>
         </w:rPr>
-        <w:t xml:space="preserve">◆ Checkpoint 27:00 · Instructions drafted, PM decision named, three tests written</w:t>
+        <w:t xml:space="preserve">◆ Checkpoint 27:00 · Instructions drafted, PM decision named, failure named, three tests written</w:t>
       </w:r>
     </w:p>
     <w:p>
@@ -1308,7 +1347,7 @@
           <w:i/>
           <w:iCs/>
         </w:rPr>
-        <w:t xml:space="preserve">“Challengers, your job is to find the reason this pilot would fail, then write the guardrail that prevents it.”</w:t>
+        <w:t xml:space="preserve">“Challengers: what does failure look like? Find how it could happen, then write the guardrail that prevents it.”</w:t>
       </w:r>
     </w:p>
     <w:p>
@@ -1375,6 +1414,19 @@
         <w:spacing w:after="60"/>
       </w:pPr>
       <w:r>
+        <w:t xml:space="preserve">Start from the failure the room named: what would make it happen?</w:t>
+      </w:r>
+    </w:p>
+    <w:p>
+      <w:pPr>
+        <w:pStyle w:val="ListParagraph"/>
+        <w:numPr>
+          <w:ilvl w:val="0"/>
+          <w:numId w:val="2"/>
+        </w:numPr>
+        <w:spacing w:after="60"/>
+      </w:pPr>
+      <w:r>
         <w:t xml:space="preserve">Value: who saves what?</w:t>
       </w:r>
     </w:p>
@@ -1531,7 +1583,20 @@
         <w:spacing w:after="60"/>
       </w:pPr>
       <w:r>
-        <w:t xml:space="preserve">Pick the one guardrail and the one metric that matter most.</w:t>
+        <w:t xml:space="preserve">Pick the one guardrail, the failure it prevents, and the one metric that matter most.</w:t>
+      </w:r>
+    </w:p>
+    <w:p>
+      <w:pPr>
+        <w:pStyle w:val="ListParagraph"/>
+        <w:numPr>
+          <w:ilvl w:val="0"/>
+          <w:numId w:val="2"/>
+        </w:numPr>
+        <w:spacing w:after="60"/>
+      </w:pPr>
+      <w:r>
+        <w:t xml:space="preserve">Write the business impact in one line: hours back → what the project gains.</w:t>
       </w:r>
     </w:p>
     <w:p>
@@ -1557,7 +1622,7 @@
           <w:bCs/>
           <w:color w:val="8A5409"/>
         </w:rPr>
-        <w:t xml:space="preserve">◆ Checkpoint 50:00 · Final instructions, one guardrail, hours back per week, level decided</w:t>
+        <w:t xml:space="preserve">◆ Checkpoint 50:00 · Final instructions, one guardrail against the named failure, hours back per week and its business impact, level decided</w:t>
       </w:r>
     </w:p>
     <w:p>
@@ -1609,20 +1674,20 @@
         <w:spacing w:after="60"/>
       </w:pPr>
       <w:r>
-        <w:t xml:space="preserve">Complete owner, first test, start date and report-out.</w:t>
-      </w:r>
-    </w:p>
-    <w:p>
-      <w:pPr>
-        <w:pStyle w:val="ListParagraph"/>
-        <w:numPr>
-          <w:ilvl w:val="0"/>
-          <w:numId w:val="2"/>
-        </w:numPr>
-        <w:spacing w:after="60"/>
-      </w:pPr>
-      <w:r>
-        <w:t xml:space="preserve">Rehearse the 90-second report-out once.</w:t>
+        <w:t xml:space="preserve">Complete owner, first test, start date and the debrief card.</w:t>
+      </w:r>
+    </w:p>
+    <w:p>
+      <w:pPr>
+        <w:pStyle w:val="ListParagraph"/>
+        <w:numPr>
+          <w:ilvl w:val="0"/>
+          <w:numId w:val="2"/>
+        </w:numPr>
+        <w:spacing w:after="60"/>
+      </w:pPr>
+      <w:r>
+        <w:t xml:space="preserve">Rehearse the 90-second debrief card once: hours back, business impact, biggest surprise, guardrail, owner.</w:t>
       </w:r>
     </w:p>
     <w:p>
@@ -1662,7 +1727,7 @@
         <w:spacing w:after="60"/>
       </w:pPr>
       <w:r>
-        <w:t xml:space="preserve">If behind, cut solution detail. Never cut owner, first test, metric or guardrail.</w:t>
+        <w:t xml:space="preserve">If behind, cut solution detail. Never cut owner, first test, hours back or guardrail.</w:t>
       </w:r>
     </w:p>
     <w:p>
@@ -1675,7 +1740,7 @@
           <w:bCs/>
           <w:color w:val="8A5409"/>
         </w:rPr>
-        <w:t xml:space="preserve">◆ Checkpoint 60:00 · Pilot Pack submitted</w:t>
+        <w:t xml:space="preserve">◆ Checkpoint 60:00 · Pilot Pack submitted, debrief card ready</w:t>
       </w:r>
     </w:p>
     <w:p>
@@ -1878,10 +1943,10 @@
           <w:b/>
           <w:bCs/>
         </w:rPr>
-        <w:t xml:space="preserve">Report-out · Close the loop. </w:t>
-      </w:r>
-      <w:r>
-        <w:t xml:space="preserve">Each room opens with one line: “On KESTREL, our Thursday would have started differently, because …”. The host calls rooms in the order of the Thursday list: C4, C1, C6, C2, C3, C5.</w:t>
+        <w:t xml:space="preserve">Summit Debrief · Close the loop. </w:t>
+      </w:r>
+      <w:r>
+        <w:t xml:space="preserve">Each room opens with one line: “On KESTREL, our Thursday would have started differently, because …”, then reads its debrief card. The host calls rooms in this order: C2, C5, C1, C4, C6, C3, so the debrief builds toward the two rooms most likely to surprise the audience.</w:t>
       </w:r>
     </w:p>
     <w:tbl>
@@ -2605,37 +2670,1771 @@
         <w:pStyle w:val="Heading1"/>
       </w:pPr>
       <w:r>
-        <w:t xml:space="preserve">Hidden traps, by card</w:t>
-      </w:r>
-    </w:p>
-    <w:p>
-      <w:r>
-        <w:t xml:space="preserve">Use these to check the room’s T2 and T3 tests. Do not reveal them; ask “did your test find anything the data contradicts?” instead.</w:t>
-      </w:r>
-    </w:p>
+        <w:t xml:space="preserve">The Summit Debrief (15 minutes)</w:t>
+      </w:r>
+    </w:p>
+    <w:p>
+      <w:r>
+        <w:t xml:space="preserve">The breakout does not end with six separate report-outs. Straight after the rooms, everyone meets for one Summit Debrief. People should leave remembering the best pilot, the biggest hours returned and the strongest guardrail.</w:t>
+      </w:r>
+    </w:p>
+    <w:tbl>
+      <w:tblPr>
+        <w:tblW w:type="dxa" w:w="9638"/>
+        <w:tblBorders>
+          <w:top w:val="single" w:color="auto" w:sz="4"/>
+          <w:left w:val="single" w:color="auto" w:sz="4"/>
+          <w:bottom w:val="single" w:color="auto" w:sz="4"/>
+          <w:right w:val="single" w:color="auto" w:sz="4"/>
+          <w:insideH w:val="single" w:color="auto" w:sz="4"/>
+          <w:insideV w:val="single" w:color="auto" w:sz="4"/>
+        </w:tblBorders>
+      </w:tblPr>
+      <w:tblGrid>
+        <w:gridCol w:w="1100"/>
+        <w:gridCol w:w="4400"/>
+        <w:gridCol w:w="4138"/>
+      </w:tblGrid>
+      <w:tr>
+        <w:trPr>
+          <w:cantSplit/>
+          <w:tblHeader/>
+        </w:trPr>
+        <w:tc>
+          <w:tcPr>
+            <w:tcW w:type="dxa" w:w="1100"/>
+            <w:tcBorders>
+              <w:top w:val="single" w:color="C8D5D1" w:sz="4"/>
+              <w:left w:val="single" w:color="C8D5D1" w:sz="4"/>
+              <w:bottom w:val="single" w:color="C8D5D1" w:sz="4"/>
+              <w:right w:val="single" w:color="C8D5D1" w:sz="4"/>
+            </w:tcBorders>
+            <w:shd w:fill="E5ECEA" w:color="auto" w:val="clear"/>
+            <w:tcMar>
+              <w:top w:type="dxa" w:w="80"/>
+              <w:left w:type="dxa" w:w="110"/>
+              <w:bottom w:type="dxa" w:w="80"/>
+              <w:right w:type="dxa" w:w="110"/>
+            </w:tcMar>
+            <w:vAlign w:val="top"/>
+          </w:tcPr>
+          <w:p>
+            <w:pPr>
+              <w:spacing w:after="0"/>
+            </w:pPr>
+            <w:r>
+              <w:rPr>
+                <w:b/>
+                <w:bCs/>
+                <w:sz w:val="19"/>
+                <w:szCs w:val="19"/>
+              </w:rPr>
+              <w:t xml:space="preserve">Minute</w:t>
+            </w:r>
+          </w:p>
+        </w:tc>
+        <w:tc>
+          <w:tcPr>
+            <w:tcW w:type="dxa" w:w="4400"/>
+            <w:tcBorders>
+              <w:top w:val="single" w:color="C8D5D1" w:sz="4"/>
+              <w:left w:val="single" w:color="C8D5D1" w:sz="4"/>
+              <w:bottom w:val="single" w:color="C8D5D1" w:sz="4"/>
+              <w:right w:val="single" w:color="C8D5D1" w:sz="4"/>
+            </w:tcBorders>
+            <w:shd w:fill="E5ECEA" w:color="auto" w:val="clear"/>
+            <w:tcMar>
+              <w:top w:type="dxa" w:w="80"/>
+              <w:left w:type="dxa" w:w="110"/>
+              <w:bottom w:type="dxa" w:w="80"/>
+              <w:right w:type="dxa" w:w="110"/>
+            </w:tcMar>
+            <w:vAlign w:val="top"/>
+          </w:tcPr>
+          <w:p>
+            <w:pPr>
+              <w:spacing w:after="0"/>
+            </w:pPr>
+            <w:r>
+              <w:rPr>
+                <w:b/>
+                <w:bCs/>
+                <w:sz w:val="19"/>
+                <w:szCs w:val="19"/>
+              </w:rPr>
+              <w:t xml:space="preserve">What happens</w:t>
+            </w:r>
+          </w:p>
+        </w:tc>
+        <w:tc>
+          <w:tcPr>
+            <w:tcW w:type="dxa" w:w="4138"/>
+            <w:tcBorders>
+              <w:top w:val="single" w:color="C8D5D1" w:sz="4"/>
+              <w:left w:val="single" w:color="C8D5D1" w:sz="4"/>
+              <w:bottom w:val="single" w:color="C8D5D1" w:sz="4"/>
+              <w:right w:val="single" w:color="C8D5D1" w:sz="4"/>
+            </w:tcBorders>
+            <w:shd w:fill="E5ECEA" w:color="auto" w:val="clear"/>
+            <w:tcMar>
+              <w:top w:type="dxa" w:w="80"/>
+              <w:left w:type="dxa" w:w="110"/>
+              <w:bottom w:type="dxa" w:w="80"/>
+              <w:right w:type="dxa" w:w="110"/>
+            </w:tcMar>
+            <w:vAlign w:val="top"/>
+          </w:tcPr>
+          <w:p>
+            <w:pPr>
+              <w:spacing w:after="0"/>
+            </w:pPr>
+            <w:r>
+              <w:rPr>
+                <w:b/>
+                <w:bCs/>
+                <w:sz w:val="19"/>
+                <w:szCs w:val="19"/>
+              </w:rPr>
+              <w:t xml:space="preserve">The host says</w:t>
+            </w:r>
+          </w:p>
+        </w:tc>
+      </w:tr>
+      <w:tr>
+        <w:trPr>
+          <w:cantSplit/>
+          <w:tblHeader w:val="off"/>
+        </w:trPr>
+        <w:tc>
+          <w:tcPr>
+            <w:tcW w:type="dxa" w:w="1100"/>
+            <w:tcBorders>
+              <w:top w:val="single" w:color="C8D5D1" w:sz="4"/>
+              <w:left w:val="single" w:color="C8D5D1" w:sz="4"/>
+              <w:bottom w:val="single" w:color="C8D5D1" w:sz="4"/>
+              <w:right w:val="single" w:color="C8D5D1" w:sz="4"/>
+            </w:tcBorders>
+            <w:tcMar>
+              <w:top w:type="dxa" w:w="80"/>
+              <w:left w:type="dxa" w:w="110"/>
+              <w:bottom w:type="dxa" w:w="80"/>
+              <w:right w:type="dxa" w:w="110"/>
+            </w:tcMar>
+            <w:vAlign w:val="top"/>
+          </w:tcPr>
+          <w:p>
+            <w:pPr>
+              <w:spacing w:after="0"/>
+            </w:pPr>
+            <w:r>
+              <w:rPr>
+                <w:b/>
+                <w:bCs/>
+                <w:sz w:val="19"/>
+                <w:szCs w:val="19"/>
+              </w:rPr>
+              <w:t xml:space="preserve">00–01</w:t>
+            </w:r>
+          </w:p>
+        </w:tc>
+        <w:tc>
+          <w:tcPr>
+            <w:tcW w:type="dxa" w:w="4400"/>
+            <w:tcBorders>
+              <w:top w:val="single" w:color="C8D5D1" w:sz="4"/>
+              <w:left w:val="single" w:color="C8D5D1" w:sz="4"/>
+              <w:bottom w:val="single" w:color="C8D5D1" w:sz="4"/>
+              <w:right w:val="single" w:color="C8D5D1" w:sz="4"/>
+            </w:tcBorders>
+            <w:tcMar>
+              <w:top w:type="dxa" w:w="80"/>
+              <w:left w:type="dxa" w:w="110"/>
+              <w:bottom w:type="dxa" w:w="80"/>
+              <w:right w:type="dxa" w:w="110"/>
+            </w:tcMar>
+            <w:vAlign w:val="top"/>
+          </w:tcPr>
+          <w:p>
+            <w:pPr>
+              <w:spacing w:after="0"/>
+            </w:pPr>
+            <w:r>
+              <w:rPr>
+                <w:sz w:val="19"/>
+                <w:szCs w:val="19"/>
+              </w:rPr>
+              <w:t xml:space="preserve">Open. The live scoreboard from the kit is on screen.</w:t>
+            </w:r>
+          </w:p>
+        </w:tc>
+        <w:tc>
+          <w:tcPr>
+            <w:tcW w:type="dxa" w:w="4138"/>
+            <w:tcBorders>
+              <w:top w:val="single" w:color="C8D5D1" w:sz="4"/>
+              <w:left w:val="single" w:color="C8D5D1" w:sz="4"/>
+              <w:bottom w:val="single" w:color="C8D5D1" w:sz="4"/>
+              <w:right w:val="single" w:color="C8D5D1" w:sz="4"/>
+            </w:tcBorders>
+            <w:tcMar>
+              <w:top w:type="dxa" w:w="80"/>
+              <w:left w:type="dxa" w:w="110"/>
+              <w:bottom w:type="dxa" w:w="80"/>
+              <w:right w:type="dxa" w:w="110"/>
+            </w:tcMar>
+            <w:vAlign w:val="top"/>
+          </w:tcPr>
+          <w:p>
+            <w:pPr>
+              <w:spacing w:after="0"/>
+            </w:pPr>
+            <w:r>
+              <w:rPr>
+                <w:sz w:val="19"/>
+                <w:szCs w:val="19"/>
+              </w:rPr>
+              <w:t xml:space="preserve">“Six rooms built six agents. In fifteen minutes you choose the one you would implement on Monday morning.”</w:t>
+            </w:r>
+          </w:p>
+        </w:tc>
+      </w:tr>
+      <w:tr>
+        <w:trPr>
+          <w:cantSplit/>
+          <w:tblHeader w:val="off"/>
+        </w:trPr>
+        <w:tc>
+          <w:tcPr>
+            <w:tcW w:type="dxa" w:w="1100"/>
+            <w:tcBorders>
+              <w:top w:val="single" w:color="C8D5D1" w:sz="4"/>
+              <w:left w:val="single" w:color="C8D5D1" w:sz="4"/>
+              <w:bottom w:val="single" w:color="C8D5D1" w:sz="4"/>
+              <w:right w:val="single" w:color="C8D5D1" w:sz="4"/>
+            </w:tcBorders>
+            <w:tcMar>
+              <w:top w:type="dxa" w:w="80"/>
+              <w:left w:type="dxa" w:w="110"/>
+              <w:bottom w:type="dxa" w:w="80"/>
+              <w:right w:type="dxa" w:w="110"/>
+            </w:tcMar>
+            <w:vAlign w:val="top"/>
+          </w:tcPr>
+          <w:p>
+            <w:pPr>
+              <w:spacing w:after="0"/>
+            </w:pPr>
+            <w:r>
+              <w:rPr>
+                <w:b/>
+                <w:bCs/>
+                <w:sz w:val="19"/>
+                <w:szCs w:val="19"/>
+              </w:rPr>
+              <w:t xml:space="preserve">01–10</w:t>
+            </w:r>
+          </w:p>
+        </w:tc>
+        <w:tc>
+          <w:tcPr>
+            <w:tcW w:type="dxa" w:w="4400"/>
+            <w:tcBorders>
+              <w:top w:val="single" w:color="C8D5D1" w:sz="4"/>
+              <w:left w:val="single" w:color="C8D5D1" w:sz="4"/>
+              <w:bottom w:val="single" w:color="C8D5D1" w:sz="4"/>
+              <w:right w:val="single" w:color="C8D5D1" w:sz="4"/>
+            </w:tcBorders>
+            <w:tcMar>
+              <w:top w:type="dxa" w:w="80"/>
+              <w:left w:type="dxa" w:w="110"/>
+              <w:bottom w:type="dxa" w:w="80"/>
+              <w:right w:type="dxa" w:w="110"/>
+            </w:tcMar>
+            <w:vAlign w:val="top"/>
+          </w:tcPr>
+          <w:p>
+            <w:pPr>
+              <w:spacing w:after="0"/>
+            </w:pPr>
+            <w:r>
+              <w:rPr>
+                <w:sz w:val="19"/>
+                <w:szCs w:val="19"/>
+              </w:rPr>
+              <w:t xml:space="preserve">Six debrief cards, 90 seconds each, in the order C2, C5, C1, C4, C6, C3. The host types each room’s figures into the scoreboard.</w:t>
+            </w:r>
+          </w:p>
+        </w:tc>
+        <w:tc>
+          <w:tcPr>
+            <w:tcW w:type="dxa" w:w="4138"/>
+            <w:tcBorders>
+              <w:top w:val="single" w:color="C8D5D1" w:sz="4"/>
+              <w:left w:val="single" w:color="C8D5D1" w:sz="4"/>
+              <w:bottom w:val="single" w:color="C8D5D1" w:sz="4"/>
+              <w:right w:val="single" w:color="C8D5D1" w:sz="4"/>
+            </w:tcBorders>
+            <w:tcMar>
+              <w:top w:type="dxa" w:w="80"/>
+              <w:left w:type="dxa" w:w="110"/>
+              <w:bottom w:type="dxa" w:w="80"/>
+              <w:right w:type="dxa" w:w="110"/>
+            </w:tcMar>
+            <w:vAlign w:val="top"/>
+          </w:tcPr>
+          <w:p>
+            <w:pPr>
+              <w:spacing w:after="0"/>
+            </w:pPr>
+            <w:r>
+              <w:rPr>
+                <w:sz w:val="19"/>
+                <w:szCs w:val="19"/>
+              </w:rPr>
+              <w:t xml:space="preserve">“Hours back, business impact, biggest surprise, one guardrail, owner. Ninety seconds.”</w:t>
+            </w:r>
+          </w:p>
+        </w:tc>
+      </w:tr>
+      <w:tr>
+        <w:trPr>
+          <w:cantSplit/>
+          <w:tblHeader w:val="off"/>
+        </w:trPr>
+        <w:tc>
+          <w:tcPr>
+            <w:tcW w:type="dxa" w:w="1100"/>
+            <w:tcBorders>
+              <w:top w:val="single" w:color="C8D5D1" w:sz="4"/>
+              <w:left w:val="single" w:color="C8D5D1" w:sz="4"/>
+              <w:bottom w:val="single" w:color="C8D5D1" w:sz="4"/>
+              <w:right w:val="single" w:color="C8D5D1" w:sz="4"/>
+            </w:tcBorders>
+            <w:tcMar>
+              <w:top w:type="dxa" w:w="80"/>
+              <w:left w:type="dxa" w:w="110"/>
+              <w:bottom w:type="dxa" w:w="80"/>
+              <w:right w:type="dxa" w:w="110"/>
+            </w:tcMar>
+            <w:vAlign w:val="top"/>
+          </w:tcPr>
+          <w:p>
+            <w:pPr>
+              <w:spacing w:after="0"/>
+            </w:pPr>
+            <w:r>
+              <w:rPr>
+                <w:b/>
+                <w:bCs/>
+                <w:sz w:val="19"/>
+                <w:szCs w:val="19"/>
+              </w:rPr>
+              <w:t xml:space="preserve">10–12</w:t>
+            </w:r>
+          </w:p>
+        </w:tc>
+        <w:tc>
+          <w:tcPr>
+            <w:tcW w:type="dxa" w:w="4400"/>
+            <w:tcBorders>
+              <w:top w:val="single" w:color="C8D5D1" w:sz="4"/>
+              <w:left w:val="single" w:color="C8D5D1" w:sz="4"/>
+              <w:bottom w:val="single" w:color="C8D5D1" w:sz="4"/>
+              <w:right w:val="single" w:color="C8D5D1" w:sz="4"/>
+            </w:tcBorders>
+            <w:tcMar>
+              <w:top w:type="dxa" w:w="80"/>
+              <w:left w:type="dxa" w:w="110"/>
+              <w:bottom w:type="dxa" w:w="80"/>
+              <w:right w:type="dxa" w:w="110"/>
+            </w:tcMar>
+            <w:vAlign w:val="top"/>
+          </w:tcPr>
+          <w:p>
+            <w:pPr>
+              <w:spacing w:after="0"/>
+            </w:pPr>
+            <w:r>
+              <w:rPr>
+                <w:sz w:val="19"/>
+                <w:szCs w:val="19"/>
+              </w:rPr>
+              <w:t xml:space="preserve">The Monday-morning vote: one vote each, never for your own room. Hands, dots on a printed board, or a poll.</w:t>
+            </w:r>
+          </w:p>
+        </w:tc>
+        <w:tc>
+          <w:tcPr>
+            <w:tcW w:type="dxa" w:w="4138"/>
+            <w:tcBorders>
+              <w:top w:val="single" w:color="C8D5D1" w:sz="4"/>
+              <w:left w:val="single" w:color="C8D5D1" w:sz="4"/>
+              <w:bottom w:val="single" w:color="C8D5D1" w:sz="4"/>
+              <w:right w:val="single" w:color="C8D5D1" w:sz="4"/>
+            </w:tcBorders>
+            <w:tcMar>
+              <w:top w:type="dxa" w:w="80"/>
+              <w:left w:type="dxa" w:w="110"/>
+              <w:bottom w:type="dxa" w:w="80"/>
+              <w:right w:type="dxa" w:w="110"/>
+            </w:tcMar>
+            <w:vAlign w:val="top"/>
+          </w:tcPr>
+          <w:p>
+            <w:pPr>
+              <w:spacing w:after="0"/>
+            </w:pPr>
+            <w:r>
+              <w:rPr>
+                <w:sz w:val="19"/>
+                <w:szCs w:val="19"/>
+              </w:rPr>
+              <w:t xml:space="preserve">“Which pilot would you implement on Monday morning?”</w:t>
+            </w:r>
+          </w:p>
+        </w:tc>
+      </w:tr>
+      <w:tr>
+        <w:trPr>
+          <w:cantSplit/>
+          <w:tblHeader w:val="off"/>
+        </w:trPr>
+        <w:tc>
+          <w:tcPr>
+            <w:tcW w:type="dxa" w:w="1100"/>
+            <w:tcBorders>
+              <w:top w:val="single" w:color="C8D5D1" w:sz="4"/>
+              <w:left w:val="single" w:color="C8D5D1" w:sz="4"/>
+              <w:bottom w:val="single" w:color="C8D5D1" w:sz="4"/>
+              <w:right w:val="single" w:color="C8D5D1" w:sz="4"/>
+            </w:tcBorders>
+            <w:tcMar>
+              <w:top w:type="dxa" w:w="80"/>
+              <w:left w:type="dxa" w:w="110"/>
+              <w:bottom w:type="dxa" w:w="80"/>
+              <w:right w:type="dxa" w:w="110"/>
+            </w:tcMar>
+            <w:vAlign w:val="top"/>
+          </w:tcPr>
+          <w:p>
+            <w:pPr>
+              <w:spacing w:after="0"/>
+            </w:pPr>
+            <w:r>
+              <w:rPr>
+                <w:b/>
+                <w:bCs/>
+                <w:sz w:val="19"/>
+                <w:szCs w:val="19"/>
+              </w:rPr>
+              <w:t xml:space="preserve">12–14</w:t>
+            </w:r>
+          </w:p>
+        </w:tc>
+        <w:tc>
+          <w:tcPr>
+            <w:tcW w:type="dxa" w:w="4400"/>
+            <w:tcBorders>
+              <w:top w:val="single" w:color="C8D5D1" w:sz="4"/>
+              <w:left w:val="single" w:color="C8D5D1" w:sz="4"/>
+              <w:bottom w:val="single" w:color="C8D5D1" w:sz="4"/>
+              <w:right w:val="single" w:color="C8D5D1" w:sz="4"/>
+            </w:tcBorders>
+            <w:tcMar>
+              <w:top w:type="dxa" w:w="80"/>
+              <w:left w:type="dxa" w:w="110"/>
+              <w:bottom w:type="dxa" w:w="80"/>
+              <w:right w:type="dxa" w:w="110"/>
+            </w:tcMar>
+            <w:vAlign w:val="top"/>
+          </w:tcPr>
+          <w:p>
+            <w:pPr>
+              <w:spacing w:after="0"/>
+            </w:pPr>
+            <w:r>
+              <w:rPr>
+                <w:sz w:val="19"/>
+                <w:szCs w:val="19"/>
+              </w:rPr>
+              <w:t xml:space="preserve">Three awards, read from the scoreboard.</w:t>
+            </w:r>
+          </w:p>
+        </w:tc>
+        <w:tc>
+          <w:tcPr>
+            <w:tcW w:type="dxa" w:w="4138"/>
+            <w:tcBorders>
+              <w:top w:val="single" w:color="C8D5D1" w:sz="4"/>
+              <w:left w:val="single" w:color="C8D5D1" w:sz="4"/>
+              <w:bottom w:val="single" w:color="C8D5D1" w:sz="4"/>
+              <w:right w:val="single" w:color="C8D5D1" w:sz="4"/>
+            </w:tcBorders>
+            <w:tcMar>
+              <w:top w:type="dxa" w:w="80"/>
+              <w:left w:type="dxa" w:w="110"/>
+              <w:bottom w:type="dxa" w:w="80"/>
+              <w:right w:type="dxa" w:w="110"/>
+            </w:tcMar>
+            <w:vAlign w:val="top"/>
+          </w:tcPr>
+          <w:p>
+            <w:pPr>
+              <w:spacing w:after="0"/>
+            </w:pPr>
+            <w:r>
+              <w:rPr>
+                <w:sz w:val="19"/>
+                <w:szCs w:val="19"/>
+              </w:rPr>
+              <w:t xml:space="preserve">“Monday Morning Pilot. Most Hours Back. Strongest Guardrail.”</w:t>
+            </w:r>
+          </w:p>
+        </w:tc>
+      </w:tr>
+      <w:tr>
+        <w:trPr>
+          <w:cantSplit/>
+          <w:tblHeader w:val="off"/>
+        </w:trPr>
+        <w:tc>
+          <w:tcPr>
+            <w:tcW w:type="dxa" w:w="1100"/>
+            <w:tcBorders>
+              <w:top w:val="single" w:color="C8D5D1" w:sz="4"/>
+              <w:left w:val="single" w:color="C8D5D1" w:sz="4"/>
+              <w:bottom w:val="single" w:color="C8D5D1" w:sz="4"/>
+              <w:right w:val="single" w:color="C8D5D1" w:sz="4"/>
+            </w:tcBorders>
+            <w:tcMar>
+              <w:top w:type="dxa" w:w="80"/>
+              <w:left w:type="dxa" w:w="110"/>
+              <w:bottom w:type="dxa" w:w="80"/>
+              <w:right w:type="dxa" w:w="110"/>
+            </w:tcMar>
+            <w:vAlign w:val="top"/>
+          </w:tcPr>
+          <w:p>
+            <w:pPr>
+              <w:spacing w:after="0"/>
+            </w:pPr>
+            <w:r>
+              <w:rPr>
+                <w:b/>
+                <w:bCs/>
+                <w:sz w:val="19"/>
+                <w:szCs w:val="19"/>
+              </w:rPr>
+              <w:t xml:space="preserve">14–15</w:t>
+            </w:r>
+          </w:p>
+        </w:tc>
+        <w:tc>
+          <w:tcPr>
+            <w:tcW w:type="dxa" w:w="4400"/>
+            <w:tcBorders>
+              <w:top w:val="single" w:color="C8D5D1" w:sz="4"/>
+              <w:left w:val="single" w:color="C8D5D1" w:sz="4"/>
+              <w:bottom w:val="single" w:color="C8D5D1" w:sz="4"/>
+              <w:right w:val="single" w:color="C8D5D1" w:sz="4"/>
+            </w:tcBorders>
+            <w:tcMar>
+              <w:top w:type="dxa" w:w="80"/>
+              <w:left w:type="dxa" w:w="110"/>
+              <w:bottom w:type="dxa" w:w="80"/>
+              <w:right w:type="dxa" w:w="110"/>
+            </w:tcMar>
+            <w:vAlign w:val="top"/>
+          </w:tcPr>
+          <w:p>
+            <w:pPr>
+              <w:spacing w:after="0"/>
+            </w:pPr>
+            <w:r>
+              <w:rPr>
+                <w:sz w:val="19"/>
+                <w:szCs w:val="19"/>
+              </w:rPr>
+              <w:t xml:space="preserve">Close. Every pilot owner stands up.</w:t>
+            </w:r>
+          </w:p>
+        </w:tc>
+        <w:tc>
+          <w:tcPr>
+            <w:tcW w:type="dxa" w:w="4138"/>
+            <w:tcBorders>
+              <w:top w:val="single" w:color="C8D5D1" w:sz="4"/>
+              <w:left w:val="single" w:color="C8D5D1" w:sz="4"/>
+              <w:bottom w:val="single" w:color="C8D5D1" w:sz="4"/>
+              <w:right w:val="single" w:color="C8D5D1" w:sz="4"/>
+            </w:tcBorders>
+            <w:tcMar>
+              <w:top w:type="dxa" w:w="80"/>
+              <w:left w:type="dxa" w:w="110"/>
+              <w:bottom w:type="dxa" w:w="80"/>
+              <w:right w:type="dxa" w:w="110"/>
+            </w:tcMar>
+            <w:vAlign w:val="top"/>
+          </w:tcPr>
+          <w:p>
+            <w:pPr>
+              <w:spacing w:after="0"/>
+            </w:pPr>
+            <w:r>
+              <w:rPr>
+                <w:sz w:val="19"/>
+                <w:szCs w:val="19"/>
+              </w:rPr>
+              <w:t xml:space="preserve">“Owners, your first test starts on Monday. We check in on day 30.”</w:t>
+            </w:r>
+          </w:p>
+        </w:tc>
+      </w:tr>
+    </w:tbl>
     <w:p>
       <w:pPr>
         <w:pStyle w:val="Heading2"/>
       </w:pPr>
       <w:r>
-        <w:t xml:space="preserve">C1 · Status Report Treadmill</w:t>
-      </w:r>
-    </w:p>
-    <w:p>
-      <w:pPr>
-        <w:pStyle w:val="ListParagraph"/>
-        <w:numPr>
-          <w:ilvl w:val="0"/>
-          <w:numId w:val="2"/>
-        </w:numPr>
-        <w:spacing w:after="60"/>
-      </w:pPr>
-      <w:r>
-        <w:rPr>
+        <w:t xml:space="preserve">The three awards</w:t>
+      </w:r>
+    </w:p>
+    <w:p>
+      <w:pPr>
+        <w:pStyle w:val="ListParagraph"/>
+        <w:numPr>
+          <w:ilvl w:val="0"/>
+          <w:numId w:val="2"/>
+        </w:numPr>
+        <w:spacing w:after="60"/>
+      </w:pPr>
+      <w:r>
+        <w:rPr>
+          <w:b/>
+          <w:bCs/>
+        </w:rPr>
+        <w:t xml:space="preserve">Monday Morning Pilot. </w:t>
+      </w:r>
+      <w:r>
+        <w:t xml:space="preserve">Most votes on “Which pilot would you implement on Monday morning?”. One vote each, never for your own room. A tie means two winners.</w:t>
+      </w:r>
+    </w:p>
+    <w:p>
+      <w:pPr>
+        <w:pStyle w:val="ListParagraph"/>
+        <w:numPr>
+          <w:ilvl w:val="0"/>
+          <w:numId w:val="2"/>
+        </w:numPr>
+        <w:spacing w:after="60"/>
+      </w:pPr>
+      <w:r>
+        <w:rPr>
+          <w:b/>
+          <w:bCs/>
+        </w:rPr>
+        <w:t xml:space="preserve">Most Hours Back. </w:t>
+      </w:r>
+      <w:r>
+        <w:t xml:space="preserve">Highest hours back per PM per week, counting only hours measured in the room’s time test.</w:t>
+      </w:r>
+    </w:p>
+    <w:p>
+      <w:pPr>
+        <w:pStyle w:val="ListParagraph"/>
+        <w:numPr>
+          <w:ilvl w:val="0"/>
+          <w:numId w:val="2"/>
+        </w:numPr>
+        <w:spacing w:after="60"/>
+      </w:pPr>
+      <w:r>
+        <w:rPr>
+          <w:b/>
+          <w:bCs/>
+        </w:rPr>
+        <w:t xml:space="preserve">Strongest Guardrail. </w:t>
+      </w:r>
+      <w:r>
+        <w:t xml:space="preserve">The host’s pick: the guardrail written against a named failure and proven in the T3 trust check.</w:t>
+      </w:r>
+    </w:p>
+    <w:p>
+      <w:pPr>
+        <w:pStyle w:val="Heading2"/>
+      </w:pPr>
+      <w:r>
+        <w:t xml:space="preserve">Hours back → business impact</w:t>
+      </w:r>
+    </w:p>
+    <w:p>
+      <w:r>
+        <w:t xml:space="preserve">Hours returned is the first metric. Executives ask a second question: what does the project gain? Every room answers both, and names what failure would look like. Example hours start the conversation; each room replaces them with its own time test.</w:t>
+      </w:r>
+    </w:p>
+    <w:tbl>
+      <w:tblPr>
+        <w:tblW w:type="dxa" w:w="9638"/>
+        <w:tblBorders>
+          <w:top w:val="single" w:color="auto" w:sz="4"/>
+          <w:left w:val="single" w:color="auto" w:sz="4"/>
+          <w:bottom w:val="single" w:color="auto" w:sz="4"/>
+          <w:right w:val="single" w:color="auto" w:sz="4"/>
+          <w:insideH w:val="single" w:color="auto" w:sz="4"/>
+          <w:insideV w:val="single" w:color="auto" w:sz="4"/>
+        </w:tblBorders>
+      </w:tblPr>
+      <w:tblGrid>
+        <w:gridCol w:w="2100"/>
+        <w:gridCol w:w="1900"/>
+        <w:gridCol w:w="2900"/>
+        <w:gridCol w:w="2738"/>
+      </w:tblGrid>
+      <w:tr>
+        <w:trPr>
+          <w:cantSplit/>
+          <w:tblHeader/>
+        </w:trPr>
+        <w:tc>
+          <w:tcPr>
+            <w:tcW w:type="dxa" w:w="2100"/>
+            <w:tcBorders>
+              <w:top w:val="single" w:color="C8D5D1" w:sz="4"/>
+              <w:left w:val="single" w:color="C8D5D1" w:sz="4"/>
+              <w:bottom w:val="single" w:color="C8D5D1" w:sz="4"/>
+              <w:right w:val="single" w:color="C8D5D1" w:sz="4"/>
+            </w:tcBorders>
+            <w:shd w:fill="E5ECEA" w:color="auto" w:val="clear"/>
+            <w:tcMar>
+              <w:top w:type="dxa" w:w="80"/>
+              <w:left w:type="dxa" w:w="110"/>
+              <w:bottom w:type="dxa" w:w="80"/>
+              <w:right w:type="dxa" w:w="110"/>
+            </w:tcMar>
+            <w:vAlign w:val="top"/>
+          </w:tcPr>
+          <w:p>
+            <w:pPr>
+              <w:spacing w:after="0"/>
+            </w:pPr>
+            <w:r>
+              <w:rPr>
+                <w:b/>
+                <w:bCs/>
+                <w:sz w:val="19"/>
+                <w:szCs w:val="19"/>
+              </w:rPr>
+              <w:t xml:space="preserve">Room</w:t>
+            </w:r>
+          </w:p>
+        </w:tc>
+        <w:tc>
+          <w:tcPr>
+            <w:tcW w:type="dxa" w:w="1900"/>
+            <w:tcBorders>
+              <w:top w:val="single" w:color="C8D5D1" w:sz="4"/>
+              <w:left w:val="single" w:color="C8D5D1" w:sz="4"/>
+              <w:bottom w:val="single" w:color="C8D5D1" w:sz="4"/>
+              <w:right w:val="single" w:color="C8D5D1" w:sz="4"/>
+            </w:tcBorders>
+            <w:shd w:fill="E5ECEA" w:color="auto" w:val="clear"/>
+            <w:tcMar>
+              <w:top w:type="dxa" w:w="80"/>
+              <w:left w:type="dxa" w:w="110"/>
+              <w:bottom w:type="dxa" w:w="80"/>
+              <w:right w:type="dxa" w:w="110"/>
+            </w:tcMar>
+            <w:vAlign w:val="top"/>
+          </w:tcPr>
+          <w:p>
+            <w:pPr>
+              <w:spacing w:after="0"/>
+            </w:pPr>
+            <w:r>
+              <w:rPr>
+                <w:b/>
+                <w:bCs/>
+                <w:sz w:val="19"/>
+                <w:szCs w:val="19"/>
+              </w:rPr>
+              <w:t xml:space="preserve">Hours back</w:t>
+            </w:r>
+          </w:p>
+        </w:tc>
+        <w:tc>
+          <w:tcPr>
+            <w:tcW w:type="dxa" w:w="2900"/>
+            <w:tcBorders>
+              <w:top w:val="single" w:color="C8D5D1" w:sz="4"/>
+              <w:left w:val="single" w:color="C8D5D1" w:sz="4"/>
+              <w:bottom w:val="single" w:color="C8D5D1" w:sz="4"/>
+              <w:right w:val="single" w:color="C8D5D1" w:sz="4"/>
+            </w:tcBorders>
+            <w:shd w:fill="E5ECEA" w:color="auto" w:val="clear"/>
+            <w:tcMar>
+              <w:top w:type="dxa" w:w="80"/>
+              <w:left w:type="dxa" w:w="110"/>
+              <w:bottom w:type="dxa" w:w="80"/>
+              <w:right w:type="dxa" w:w="110"/>
+            </w:tcMar>
+            <w:vAlign w:val="top"/>
+          </w:tcPr>
+          <w:p>
+            <w:pPr>
+              <w:spacing w:after="0"/>
+            </w:pPr>
+            <w:r>
+              <w:rPr>
+                <w:b/>
+                <w:bCs/>
+                <w:sz w:val="19"/>
+                <w:szCs w:val="19"/>
+              </w:rPr>
+              <w:t xml:space="preserve">Business impact</w:t>
+            </w:r>
+          </w:p>
+        </w:tc>
+        <w:tc>
+          <w:tcPr>
+            <w:tcW w:type="dxa" w:w="2738"/>
+            <w:tcBorders>
+              <w:top w:val="single" w:color="C8D5D1" w:sz="4"/>
+              <w:left w:val="single" w:color="C8D5D1" w:sz="4"/>
+              <w:bottom w:val="single" w:color="C8D5D1" w:sz="4"/>
+              <w:right w:val="single" w:color="C8D5D1" w:sz="4"/>
+            </w:tcBorders>
+            <w:shd w:fill="E5ECEA" w:color="auto" w:val="clear"/>
+            <w:tcMar>
+              <w:top w:type="dxa" w:w="80"/>
+              <w:left w:type="dxa" w:w="110"/>
+              <w:bottom w:type="dxa" w:w="80"/>
+              <w:right w:type="dxa" w:w="110"/>
+            </w:tcMar>
+            <w:vAlign w:val="top"/>
+          </w:tcPr>
+          <w:p>
+            <w:pPr>
+              <w:spacing w:after="0"/>
+            </w:pPr>
+            <w:r>
+              <w:rPr>
+                <w:b/>
+                <w:bCs/>
+                <w:sz w:val="19"/>
+                <w:szCs w:val="19"/>
+              </w:rPr>
+              <w:t xml:space="preserve">What failure looks like</w:t>
+            </w:r>
+          </w:p>
+        </w:tc>
+      </w:tr>
+      <w:tr>
+        <w:trPr>
+          <w:cantSplit/>
+          <w:tblHeader w:val="off"/>
+        </w:trPr>
+        <w:tc>
+          <w:tcPr>
+            <w:tcW w:type="dxa" w:w="2100"/>
+            <w:tcBorders>
+              <w:top w:val="single" w:color="C8D5D1" w:sz="4"/>
+              <w:left w:val="single" w:color="C8D5D1" w:sz="4"/>
+              <w:bottom w:val="single" w:color="C8D5D1" w:sz="4"/>
+              <w:right w:val="single" w:color="C8D5D1" w:sz="4"/>
+            </w:tcBorders>
+            <w:tcMar>
+              <w:top w:type="dxa" w:w="80"/>
+              <w:left w:type="dxa" w:w="110"/>
+              <w:bottom w:type="dxa" w:w="80"/>
+              <w:right w:type="dxa" w:w="110"/>
+            </w:tcMar>
+            <w:vAlign w:val="top"/>
+          </w:tcPr>
+          <w:p>
+            <w:pPr>
+              <w:spacing w:after="0"/>
+            </w:pPr>
+            <w:r>
+              <w:rPr>
+                <w:b/>
+                <w:bCs/>
+                <w:sz w:val="19"/>
+                <w:szCs w:val="19"/>
+              </w:rPr>
+              <w:t xml:space="preserve">C1 Status reporting</w:t>
+            </w:r>
+          </w:p>
+        </w:tc>
+        <w:tc>
+          <w:tcPr>
+            <w:tcW w:type="dxa" w:w="1900"/>
+            <w:tcBorders>
+              <w:top w:val="single" w:color="C8D5D1" w:sz="4"/>
+              <w:left w:val="single" w:color="C8D5D1" w:sz="4"/>
+              <w:bottom w:val="single" w:color="C8D5D1" w:sz="4"/>
+              <w:right w:val="single" w:color="C8D5D1" w:sz="4"/>
+            </w:tcBorders>
+            <w:tcMar>
+              <w:top w:type="dxa" w:w="80"/>
+              <w:left w:type="dxa" w:w="110"/>
+              <w:bottom w:type="dxa" w:w="80"/>
+              <w:right w:type="dxa" w:w="110"/>
+            </w:tcMar>
+            <w:vAlign w:val="top"/>
+          </w:tcPr>
+          <w:p>
+            <w:pPr>
+              <w:spacing w:after="0"/>
+            </w:pPr>
+            <w:r>
+              <w:rPr>
+                <w:sz w:val="19"/>
+                <w:szCs w:val="19"/>
+              </w:rPr>
+              <w:t xml:space="preserve">3 h a week (example)</w:t>
+            </w:r>
+          </w:p>
+        </w:tc>
+        <w:tc>
+          <w:tcPr>
+            <w:tcW w:type="dxa" w:w="2900"/>
+            <w:tcBorders>
+              <w:top w:val="single" w:color="C8D5D1" w:sz="4"/>
+              <w:left w:val="single" w:color="C8D5D1" w:sz="4"/>
+              <w:bottom w:val="single" w:color="C8D5D1" w:sz="4"/>
+              <w:right w:val="single" w:color="C8D5D1" w:sz="4"/>
+            </w:tcBorders>
+            <w:tcMar>
+              <w:top w:type="dxa" w:w="80"/>
+              <w:left w:type="dxa" w:w="110"/>
+              <w:bottom w:type="dxa" w:w="80"/>
+              <w:right w:type="dxa" w:w="110"/>
+            </w:tcMar>
+            <w:vAlign w:val="top"/>
+          </w:tcPr>
+          <w:p>
+            <w:pPr>
+              <w:spacing w:after="0"/>
+            </w:pPr>
+            <w:r>
+              <w:rPr>
+                <w:sz w:val="19"/>
+                <w:szCs w:val="19"/>
+              </w:rPr>
+              <w:t xml:space="preserve">Earlier escalation, better stakeholder communication</w:t>
+            </w:r>
+          </w:p>
+        </w:tc>
+        <w:tc>
+          <w:tcPr>
+            <w:tcW w:type="dxa" w:w="2738"/>
+            <w:tcBorders>
+              <w:top w:val="single" w:color="C8D5D1" w:sz="4"/>
+              <w:left w:val="single" w:color="C8D5D1" w:sz="4"/>
+              <w:bottom w:val="single" w:color="C8D5D1" w:sz="4"/>
+              <w:right w:val="single" w:color="C8D5D1" w:sz="4"/>
+            </w:tcBorders>
+            <w:tcMar>
+              <w:top w:type="dxa" w:w="80"/>
+              <w:left w:type="dxa" w:w="110"/>
+              <w:bottom w:type="dxa" w:w="80"/>
+              <w:right w:type="dxa" w:w="110"/>
+            </w:tcMar>
+            <w:vAlign w:val="top"/>
+          </w:tcPr>
+          <w:p>
+            <w:pPr>
+              <w:spacing w:after="0"/>
+            </w:pPr>
+            <w:r>
+              <w:rPr>
+                <w:sz w:val="19"/>
+                <w:szCs w:val="19"/>
+              </w:rPr>
+              <w:t xml:space="preserve">The agent hides conflicting inputs</w:t>
+            </w:r>
+          </w:p>
+        </w:tc>
+      </w:tr>
+      <w:tr>
+        <w:trPr>
+          <w:cantSplit/>
+          <w:tblHeader w:val="off"/>
+        </w:trPr>
+        <w:tc>
+          <w:tcPr>
+            <w:tcW w:type="dxa" w:w="2100"/>
+            <w:tcBorders>
+              <w:top w:val="single" w:color="C8D5D1" w:sz="4"/>
+              <w:left w:val="single" w:color="C8D5D1" w:sz="4"/>
+              <w:bottom w:val="single" w:color="C8D5D1" w:sz="4"/>
+              <w:right w:val="single" w:color="C8D5D1" w:sz="4"/>
+            </w:tcBorders>
+            <w:tcMar>
+              <w:top w:type="dxa" w:w="80"/>
+              <w:left w:type="dxa" w:w="110"/>
+              <w:bottom w:type="dxa" w:w="80"/>
+              <w:right w:type="dxa" w:w="110"/>
+            </w:tcMar>
+            <w:vAlign w:val="top"/>
+          </w:tcPr>
+          <w:p>
+            <w:pPr>
+              <w:spacing w:after="0"/>
+            </w:pPr>
+            <w:r>
+              <w:rPr>
+                <w:b/>
+                <w:bCs/>
+                <w:sz w:val="19"/>
+                <w:szCs w:val="19"/>
+              </w:rPr>
+              <w:t xml:space="preserve">C2 Meeting actions</w:t>
+            </w:r>
+          </w:p>
+        </w:tc>
+        <w:tc>
+          <w:tcPr>
+            <w:tcW w:type="dxa" w:w="1900"/>
+            <w:tcBorders>
+              <w:top w:val="single" w:color="C8D5D1" w:sz="4"/>
+              <w:left w:val="single" w:color="C8D5D1" w:sz="4"/>
+              <w:bottom w:val="single" w:color="C8D5D1" w:sz="4"/>
+              <w:right w:val="single" w:color="C8D5D1" w:sz="4"/>
+            </w:tcBorders>
+            <w:tcMar>
+              <w:top w:type="dxa" w:w="80"/>
+              <w:left w:type="dxa" w:w="110"/>
+              <w:bottom w:type="dxa" w:w="80"/>
+              <w:right w:type="dxa" w:w="110"/>
+            </w:tcMar>
+            <w:vAlign w:val="top"/>
+          </w:tcPr>
+          <w:p>
+            <w:pPr>
+              <w:spacing w:after="0"/>
+            </w:pPr>
+            <w:r>
+              <w:rPr>
+                <w:sz w:val="19"/>
+                <w:szCs w:val="19"/>
+              </w:rPr>
+              <w:t xml:space="preserve">Measured in the room</w:t>
+            </w:r>
+          </w:p>
+        </w:tc>
+        <w:tc>
+          <w:tcPr>
+            <w:tcW w:type="dxa" w:w="2900"/>
+            <w:tcBorders>
+              <w:top w:val="single" w:color="C8D5D1" w:sz="4"/>
+              <w:left w:val="single" w:color="C8D5D1" w:sz="4"/>
+              <w:bottom w:val="single" w:color="C8D5D1" w:sz="4"/>
+              <w:right w:val="single" w:color="C8D5D1" w:sz="4"/>
+            </w:tcBorders>
+            <w:tcMar>
+              <w:top w:type="dxa" w:w="80"/>
+              <w:left w:type="dxa" w:w="110"/>
+              <w:bottom w:type="dxa" w:w="80"/>
+              <w:right w:type="dxa" w:w="110"/>
+            </w:tcMar>
+            <w:vAlign w:val="top"/>
+          </w:tcPr>
+          <w:p>
+            <w:pPr>
+              <w:spacing w:after="0"/>
+            </w:pPr>
+            <w:r>
+              <w:rPr>
+                <w:sz w:val="19"/>
+                <w:szCs w:val="19"/>
+              </w:rPr>
+              <w:t xml:space="preserve">Decisions stick, actions close on time</w:t>
+            </w:r>
+          </w:p>
+        </w:tc>
+        <w:tc>
+          <w:tcPr>
+            <w:tcW w:type="dxa" w:w="2738"/>
+            <w:tcBorders>
+              <w:top w:val="single" w:color="C8D5D1" w:sz="4"/>
+              <w:left w:val="single" w:color="C8D5D1" w:sz="4"/>
+              <w:bottom w:val="single" w:color="C8D5D1" w:sz="4"/>
+              <w:right w:val="single" w:color="C8D5D1" w:sz="4"/>
+            </w:tcBorders>
+            <w:tcMar>
+              <w:top w:type="dxa" w:w="80"/>
+              <w:left w:type="dxa" w:w="110"/>
+              <w:bottom w:type="dxa" w:w="80"/>
+              <w:right w:type="dxa" w:w="110"/>
+            </w:tcMar>
+            <w:vAlign w:val="top"/>
+          </w:tcPr>
+          <w:p>
+            <w:pPr>
+              <w:spacing w:after="0"/>
+            </w:pPr>
+            <w:r>
+              <w:rPr>
+                <w:sz w:val="19"/>
+                <w:szCs w:val="19"/>
+              </w:rPr>
+              <w:t xml:space="preserve">The agent invents actions</w:t>
+            </w:r>
+          </w:p>
+        </w:tc>
+      </w:tr>
+      <w:tr>
+        <w:trPr>
+          <w:cantSplit/>
+          <w:tblHeader w:val="off"/>
+        </w:trPr>
+        <w:tc>
+          <w:tcPr>
+            <w:tcW w:type="dxa" w:w="2100"/>
+            <w:tcBorders>
+              <w:top w:val="single" w:color="C8D5D1" w:sz="4"/>
+              <w:left w:val="single" w:color="C8D5D1" w:sz="4"/>
+              <w:bottom w:val="single" w:color="C8D5D1" w:sz="4"/>
+              <w:right w:val="single" w:color="C8D5D1" w:sz="4"/>
+            </w:tcBorders>
+            <w:tcMar>
+              <w:top w:type="dxa" w:w="80"/>
+              <w:left w:type="dxa" w:w="110"/>
+              <w:bottom w:type="dxa" w:w="80"/>
+              <w:right w:type="dxa" w:w="110"/>
+            </w:tcMar>
+            <w:vAlign w:val="top"/>
+          </w:tcPr>
+          <w:p>
+            <w:pPr>
+              <w:spacing w:after="0"/>
+            </w:pPr>
+            <w:r>
+              <w:rPr>
+                <w:b/>
+                <w:bCs/>
+                <w:sz w:val="19"/>
+                <w:szCs w:val="19"/>
+              </w:rPr>
+              <w:t xml:space="preserve">C3 Silent risk</w:t>
+            </w:r>
+          </w:p>
+        </w:tc>
+        <w:tc>
+          <w:tcPr>
+            <w:tcW w:type="dxa" w:w="1900"/>
+            <w:tcBorders>
+              <w:top w:val="single" w:color="C8D5D1" w:sz="4"/>
+              <w:left w:val="single" w:color="C8D5D1" w:sz="4"/>
+              <w:bottom w:val="single" w:color="C8D5D1" w:sz="4"/>
+              <w:right w:val="single" w:color="C8D5D1" w:sz="4"/>
+            </w:tcBorders>
+            <w:tcMar>
+              <w:top w:type="dxa" w:w="80"/>
+              <w:left w:type="dxa" w:w="110"/>
+              <w:bottom w:type="dxa" w:w="80"/>
+              <w:right w:type="dxa" w:w="110"/>
+            </w:tcMar>
+            <w:vAlign w:val="top"/>
+          </w:tcPr>
+          <w:p>
+            <w:pPr>
+              <w:spacing w:after="0"/>
+            </w:pPr>
+            <w:r>
+              <w:rPr>
+                <w:sz w:val="19"/>
+                <w:szCs w:val="19"/>
+              </w:rPr>
+              <w:t xml:space="preserve">2 h a week (example)</w:t>
+            </w:r>
+          </w:p>
+        </w:tc>
+        <w:tc>
+          <w:tcPr>
+            <w:tcW w:type="dxa" w:w="2900"/>
+            <w:tcBorders>
+              <w:top w:val="single" w:color="C8D5D1" w:sz="4"/>
+              <w:left w:val="single" w:color="C8D5D1" w:sz="4"/>
+              <w:bottom w:val="single" w:color="C8D5D1" w:sz="4"/>
+              <w:right w:val="single" w:color="C8D5D1" w:sz="4"/>
+            </w:tcBorders>
+            <w:tcMar>
+              <w:top w:type="dxa" w:w="80"/>
+              <w:left w:type="dxa" w:w="110"/>
+              <w:bottom w:type="dxa" w:w="80"/>
+              <w:right w:type="dxa" w:w="110"/>
+            </w:tcMar>
+            <w:vAlign w:val="top"/>
+          </w:tcPr>
+          <w:p>
+            <w:pPr>
+              <w:spacing w:after="0"/>
+            </w:pPr>
+            <w:r>
+              <w:rPr>
+                <w:sz w:val="19"/>
+                <w:szCs w:val="19"/>
+              </w:rPr>
+              <w:t xml:space="preserve">Risks detected weeks earlier</w:t>
+            </w:r>
+          </w:p>
+        </w:tc>
+        <w:tc>
+          <w:tcPr>
+            <w:tcW w:type="dxa" w:w="2738"/>
+            <w:tcBorders>
+              <w:top w:val="single" w:color="C8D5D1" w:sz="4"/>
+              <w:left w:val="single" w:color="C8D5D1" w:sz="4"/>
+              <w:bottom w:val="single" w:color="C8D5D1" w:sz="4"/>
+              <w:right w:val="single" w:color="C8D5D1" w:sz="4"/>
+            </w:tcBorders>
+            <w:tcMar>
+              <w:top w:type="dxa" w:w="80"/>
+              <w:left w:type="dxa" w:w="110"/>
+              <w:bottom w:type="dxa" w:w="80"/>
+              <w:right w:type="dxa" w:w="110"/>
+            </w:tcMar>
+            <w:vAlign w:val="top"/>
+          </w:tcPr>
+          <w:p>
+            <w:pPr>
+              <w:spacing w:after="0"/>
+            </w:pPr>
+            <w:r>
+              <w:rPr>
+                <w:sz w:val="19"/>
+                <w:szCs w:val="19"/>
+              </w:rPr>
+              <w:t xml:space="preserve">The agent creates false risks</w:t>
+            </w:r>
+          </w:p>
+        </w:tc>
+      </w:tr>
+      <w:tr>
+        <w:trPr>
+          <w:cantSplit/>
+          <w:tblHeader w:val="off"/>
+        </w:trPr>
+        <w:tc>
+          <w:tcPr>
+            <w:tcW w:type="dxa" w:w="2100"/>
+            <w:tcBorders>
+              <w:top w:val="single" w:color="C8D5D1" w:sz="4"/>
+              <w:left w:val="single" w:color="C8D5D1" w:sz="4"/>
+              <w:bottom w:val="single" w:color="C8D5D1" w:sz="4"/>
+              <w:right w:val="single" w:color="C8D5D1" w:sz="4"/>
+            </w:tcBorders>
+            <w:tcMar>
+              <w:top w:type="dxa" w:w="80"/>
+              <w:left w:type="dxa" w:w="110"/>
+              <w:bottom w:type="dxa" w:w="80"/>
+              <w:right w:type="dxa" w:w="110"/>
+            </w:tcMar>
+            <w:vAlign w:val="top"/>
+          </w:tcPr>
+          <w:p>
+            <w:pPr>
+              <w:spacing w:after="0"/>
+            </w:pPr>
+            <w:r>
+              <w:rPr>
+                <w:b/>
+                <w:bCs/>
+                <w:sz w:val="19"/>
+                <w:szCs w:val="19"/>
+              </w:rPr>
+              <w:t xml:space="preserve">C4 Decision brief</w:t>
+            </w:r>
+          </w:p>
+        </w:tc>
+        <w:tc>
+          <w:tcPr>
+            <w:tcW w:type="dxa" w:w="1900"/>
+            <w:tcBorders>
+              <w:top w:val="single" w:color="C8D5D1" w:sz="4"/>
+              <w:left w:val="single" w:color="C8D5D1" w:sz="4"/>
+              <w:bottom w:val="single" w:color="C8D5D1" w:sz="4"/>
+              <w:right w:val="single" w:color="C8D5D1" w:sz="4"/>
+            </w:tcBorders>
+            <w:tcMar>
+              <w:top w:type="dxa" w:w="80"/>
+              <w:left w:type="dxa" w:w="110"/>
+              <w:bottom w:type="dxa" w:w="80"/>
+              <w:right w:type="dxa" w:w="110"/>
+            </w:tcMar>
+            <w:vAlign w:val="top"/>
+          </w:tcPr>
+          <w:p>
+            <w:pPr>
+              <w:spacing w:after="0"/>
+            </w:pPr>
+            <w:r>
+              <w:rPr>
+                <w:sz w:val="19"/>
+                <w:szCs w:val="19"/>
+              </w:rPr>
+              <w:t xml:space="preserve">4 h a week (example)</w:t>
+            </w:r>
+          </w:p>
+        </w:tc>
+        <w:tc>
+          <w:tcPr>
+            <w:tcW w:type="dxa" w:w="2900"/>
+            <w:tcBorders>
+              <w:top w:val="single" w:color="C8D5D1" w:sz="4"/>
+              <w:left w:val="single" w:color="C8D5D1" w:sz="4"/>
+              <w:bottom w:val="single" w:color="C8D5D1" w:sz="4"/>
+              <w:right w:val="single" w:color="C8D5D1" w:sz="4"/>
+            </w:tcBorders>
+            <w:tcMar>
+              <w:top w:type="dxa" w:w="80"/>
+              <w:left w:type="dxa" w:w="110"/>
+              <w:bottom w:type="dxa" w:w="80"/>
+              <w:right w:type="dxa" w:w="110"/>
+            </w:tcMar>
+            <w:vAlign w:val="top"/>
+          </w:tcPr>
+          <w:p>
+            <w:pPr>
+              <w:spacing w:after="0"/>
+            </w:pPr>
+            <w:r>
+              <w:rPr>
+                <w:sz w:val="19"/>
+                <w:szCs w:val="19"/>
+              </w:rPr>
+              <w:t xml:space="preserve">Faster steering decisions</w:t>
+            </w:r>
+          </w:p>
+        </w:tc>
+        <w:tc>
+          <w:tcPr>
+            <w:tcW w:type="dxa" w:w="2738"/>
+            <w:tcBorders>
+              <w:top w:val="single" w:color="C8D5D1" w:sz="4"/>
+              <w:left w:val="single" w:color="C8D5D1" w:sz="4"/>
+              <w:bottom w:val="single" w:color="C8D5D1" w:sz="4"/>
+              <w:right w:val="single" w:color="C8D5D1" w:sz="4"/>
+            </w:tcBorders>
+            <w:tcMar>
+              <w:top w:type="dxa" w:w="80"/>
+              <w:left w:type="dxa" w:w="110"/>
+              <w:bottom w:type="dxa" w:w="80"/>
+              <w:right w:type="dxa" w:w="110"/>
+            </w:tcMar>
+            <w:vAlign w:val="top"/>
+          </w:tcPr>
+          <w:p>
+            <w:pPr>
+              <w:spacing w:after="0"/>
+            </w:pPr>
+            <w:r>
+              <w:rPr>
+                <w:sz w:val="19"/>
+                <w:szCs w:val="19"/>
+              </w:rPr>
+              <w:t xml:space="preserve">The agent recommends instead of informing</w:t>
+            </w:r>
+          </w:p>
+        </w:tc>
+      </w:tr>
+      <w:tr>
+        <w:trPr>
+          <w:cantSplit/>
+          <w:tblHeader w:val="off"/>
+        </w:trPr>
+        <w:tc>
+          <w:tcPr>
+            <w:tcW w:type="dxa" w:w="2100"/>
+            <w:tcBorders>
+              <w:top w:val="single" w:color="C8D5D1" w:sz="4"/>
+              <w:left w:val="single" w:color="C8D5D1" w:sz="4"/>
+              <w:bottom w:val="single" w:color="C8D5D1" w:sz="4"/>
+              <w:right w:val="single" w:color="C8D5D1" w:sz="4"/>
+            </w:tcBorders>
+            <w:tcMar>
+              <w:top w:type="dxa" w:w="80"/>
+              <w:left w:type="dxa" w:w="110"/>
+              <w:bottom w:type="dxa" w:w="80"/>
+              <w:right w:type="dxa" w:w="110"/>
+            </w:tcMar>
+            <w:vAlign w:val="top"/>
+          </w:tcPr>
+          <w:p>
+            <w:pPr>
+              <w:spacing w:after="0"/>
+            </w:pPr>
+            <w:r>
+              <w:rPr>
+                <w:b/>
+                <w:bCs/>
+                <w:sz w:val="19"/>
+                <w:szCs w:val="19"/>
+              </w:rPr>
+              <w:t xml:space="preserve">C5 Lessons learned</w:t>
+            </w:r>
+          </w:p>
+        </w:tc>
+        <w:tc>
+          <w:tcPr>
+            <w:tcW w:type="dxa" w:w="1900"/>
+            <w:tcBorders>
+              <w:top w:val="single" w:color="C8D5D1" w:sz="4"/>
+              <w:left w:val="single" w:color="C8D5D1" w:sz="4"/>
+              <w:bottom w:val="single" w:color="C8D5D1" w:sz="4"/>
+              <w:right w:val="single" w:color="C8D5D1" w:sz="4"/>
+            </w:tcBorders>
+            <w:tcMar>
+              <w:top w:type="dxa" w:w="80"/>
+              <w:left w:type="dxa" w:w="110"/>
+              <w:bottom w:type="dxa" w:w="80"/>
+              <w:right w:type="dxa" w:w="110"/>
+            </w:tcMar>
+            <w:vAlign w:val="top"/>
+          </w:tcPr>
+          <w:p>
+            <w:pPr>
+              <w:spacing w:after="0"/>
+            </w:pPr>
+            <w:r>
+              <w:rPr>
+                <w:sz w:val="19"/>
+                <w:szCs w:val="19"/>
+              </w:rPr>
+              <w:t xml:space="preserve">Measured in the room</w:t>
+            </w:r>
+          </w:p>
+        </w:tc>
+        <w:tc>
+          <w:tcPr>
+            <w:tcW w:type="dxa" w:w="2900"/>
+            <w:tcBorders>
+              <w:top w:val="single" w:color="C8D5D1" w:sz="4"/>
+              <w:left w:val="single" w:color="C8D5D1" w:sz="4"/>
+              <w:bottom w:val="single" w:color="C8D5D1" w:sz="4"/>
+              <w:right w:val="single" w:color="C8D5D1" w:sz="4"/>
+            </w:tcBorders>
+            <w:tcMar>
+              <w:top w:type="dxa" w:w="80"/>
+              <w:left w:type="dxa" w:w="110"/>
+              <w:bottom w:type="dxa" w:w="80"/>
+              <w:right w:type="dxa" w:w="110"/>
+            </w:tcMar>
+            <w:vAlign w:val="top"/>
+          </w:tcPr>
+          <w:p>
+            <w:pPr>
+              <w:spacing w:after="0"/>
+            </w:pPr>
+            <w:r>
+              <w:rPr>
+                <w:sz w:val="19"/>
+                <w:szCs w:val="19"/>
+              </w:rPr>
+              <w:t xml:space="preserve">Known fixes applied before a problem repeats</w:t>
+            </w:r>
+          </w:p>
+        </w:tc>
+        <w:tc>
+          <w:tcPr>
+            <w:tcW w:type="dxa" w:w="2738"/>
+            <w:tcBorders>
+              <w:top w:val="single" w:color="C8D5D1" w:sz="4"/>
+              <w:left w:val="single" w:color="C8D5D1" w:sz="4"/>
+              <w:bottom w:val="single" w:color="C8D5D1" w:sz="4"/>
+              <w:right w:val="single" w:color="C8D5D1" w:sz="4"/>
+            </w:tcBorders>
+            <w:tcMar>
+              <w:top w:type="dxa" w:w="80"/>
+              <w:left w:type="dxa" w:w="110"/>
+              <w:bottom w:type="dxa" w:w="80"/>
+              <w:right w:type="dxa" w:w="110"/>
+            </w:tcMar>
+            <w:vAlign w:val="top"/>
+          </w:tcPr>
+          <w:p>
+            <w:pPr>
+              <w:spacing w:after="0"/>
+            </w:pPr>
+            <w:r>
+              <w:rPr>
+                <w:sz w:val="19"/>
+                <w:szCs w:val="19"/>
+              </w:rPr>
+              <w:t xml:space="preserve">The agent surfaces irrelevant lessons</w:t>
+            </w:r>
+          </w:p>
+        </w:tc>
+      </w:tr>
+      <w:tr>
+        <w:trPr>
+          <w:cantSplit/>
+          <w:tblHeader w:val="off"/>
+        </w:trPr>
+        <w:tc>
+          <w:tcPr>
+            <w:tcW w:type="dxa" w:w="2100"/>
+            <w:tcBorders>
+              <w:top w:val="single" w:color="C8D5D1" w:sz="4"/>
+              <w:left w:val="single" w:color="C8D5D1" w:sz="4"/>
+              <w:bottom w:val="single" w:color="C8D5D1" w:sz="4"/>
+              <w:right w:val="single" w:color="C8D5D1" w:sz="4"/>
+            </w:tcBorders>
+            <w:tcMar>
+              <w:top w:type="dxa" w:w="80"/>
+              <w:left w:type="dxa" w:w="110"/>
+              <w:bottom w:type="dxa" w:w="80"/>
+              <w:right w:type="dxa" w:w="110"/>
+            </w:tcMar>
+            <w:vAlign w:val="top"/>
+          </w:tcPr>
+          <w:p>
+            <w:pPr>
+              <w:spacing w:after="0"/>
+            </w:pPr>
+            <w:r>
+              <w:rPr>
+                <w:b/>
+                <w:bCs/>
+                <w:sz w:val="19"/>
+                <w:szCs w:val="19"/>
+              </w:rPr>
+              <w:t xml:space="preserve">C6 Change impact</w:t>
+            </w:r>
+          </w:p>
+        </w:tc>
+        <w:tc>
+          <w:tcPr>
+            <w:tcW w:type="dxa" w:w="1900"/>
+            <w:tcBorders>
+              <w:top w:val="single" w:color="C8D5D1" w:sz="4"/>
+              <w:left w:val="single" w:color="C8D5D1" w:sz="4"/>
+              <w:bottom w:val="single" w:color="C8D5D1" w:sz="4"/>
+              <w:right w:val="single" w:color="C8D5D1" w:sz="4"/>
+            </w:tcBorders>
+            <w:tcMar>
+              <w:top w:type="dxa" w:w="80"/>
+              <w:left w:type="dxa" w:w="110"/>
+              <w:bottom w:type="dxa" w:w="80"/>
+              <w:right w:type="dxa" w:w="110"/>
+            </w:tcMar>
+            <w:vAlign w:val="top"/>
+          </w:tcPr>
+          <w:p>
+            <w:pPr>
+              <w:spacing w:after="0"/>
+            </w:pPr>
+            <w:r>
+              <w:rPr>
+                <w:sz w:val="19"/>
+                <w:szCs w:val="19"/>
+              </w:rPr>
+              <w:t xml:space="preserve">Measured in the room</w:t>
+            </w:r>
+          </w:p>
+        </w:tc>
+        <w:tc>
+          <w:tcPr>
+            <w:tcW w:type="dxa" w:w="2900"/>
+            <w:tcBorders>
+              <w:top w:val="single" w:color="C8D5D1" w:sz="4"/>
+              <w:left w:val="single" w:color="C8D5D1" w:sz="4"/>
+              <w:bottom w:val="single" w:color="C8D5D1" w:sz="4"/>
+              <w:right w:val="single" w:color="C8D5D1" w:sz="4"/>
+            </w:tcBorders>
+            <w:tcMar>
+              <w:top w:type="dxa" w:w="80"/>
+              <w:left w:type="dxa" w:w="110"/>
+              <w:bottom w:type="dxa" w:w="80"/>
+              <w:right w:type="dxa" w:w="110"/>
+            </w:tcMar>
+            <w:vAlign w:val="top"/>
+          </w:tcPr>
+          <w:p>
+            <w:pPr>
+              <w:spacing w:after="0"/>
+            </w:pPr>
+            <w:r>
+              <w:rPr>
+                <w:sz w:val="19"/>
+                <w:szCs w:val="19"/>
+              </w:rPr>
+              <w:t xml:space="preserve">The change board decides in days, not weeks</w:t>
+            </w:r>
+          </w:p>
+        </w:tc>
+        <w:tc>
+          <w:tcPr>
+            <w:tcW w:type="dxa" w:w="2738"/>
+            <w:tcBorders>
+              <w:top w:val="single" w:color="C8D5D1" w:sz="4"/>
+              <w:left w:val="single" w:color="C8D5D1" w:sz="4"/>
+              <w:bottom w:val="single" w:color="C8D5D1" w:sz="4"/>
+              <w:right w:val="single" w:color="C8D5D1" w:sz="4"/>
+            </w:tcBorders>
+            <w:tcMar>
+              <w:top w:type="dxa" w:w="80"/>
+              <w:left w:type="dxa" w:w="110"/>
+              <w:bottom w:type="dxa" w:w="80"/>
+              <w:right w:type="dxa" w:w="110"/>
+            </w:tcMar>
+            <w:vAlign w:val="top"/>
+          </w:tcPr>
+          <w:p>
+            <w:pPr>
+              <w:spacing w:after="0"/>
+            </w:pPr>
+            <w:r>
+              <w:rPr>
+                <w:sz w:val="19"/>
+                <w:szCs w:val="19"/>
+              </w:rPr>
+              <w:t xml:space="preserve">The agent implies customer commitments</w:t>
+            </w:r>
+          </w:p>
+        </w:tc>
+      </w:tr>
+    </w:tbl>
+    <w:p>
+      <w:pPr>
+        <w:pStyle w:val="Heading2"/>
+      </w:pPr>
+      <w:r>
+        <w:t xml:space="preserve">Debrief card (90 seconds)</w:t>
+      </w:r>
+    </w:p>
+    <w:p>
+      <w:pPr>
+        <w:pStyle w:val="ListParagraph"/>
+        <w:numPr>
+          <w:ilvl w:val="0"/>
+          <w:numId w:val="2"/>
+        </w:numPr>
+        <w:spacing w:after="60"/>
+      </w:pPr>
+      <w:r>
+        <w:t xml:space="preserve">[Room] built an agent that [does what] for [users].</w:t>
+      </w:r>
+    </w:p>
+    <w:p>
+      <w:pPr>
+        <w:pStyle w:val="ListParagraph"/>
+        <w:numPr>
+          <w:ilvl w:val="0"/>
+          <w:numId w:val="2"/>
+        </w:numPr>
+        <w:spacing w:after="60"/>
+      </w:pPr>
+      <w:r>
+        <w:t xml:space="preserve">Hours back: every PM gets [hours] a week.</w:t>
+      </w:r>
+    </w:p>
+    <w:p>
+      <w:pPr>
+        <w:pStyle w:val="ListParagraph"/>
+        <w:numPr>
+          <w:ilvl w:val="0"/>
+          <w:numId w:val="2"/>
+        </w:numPr>
+        <w:spacing w:after="60"/>
+      </w:pPr>
+      <w:r>
+        <w:t xml:space="preserve">Business impact: that time buys [what the project gains].</w:t>
+      </w:r>
+    </w:p>
+    <w:p>
+      <w:pPr>
+        <w:pStyle w:val="ListParagraph"/>
+        <w:numPr>
+          <w:ilvl w:val="0"/>
+          <w:numId w:val="2"/>
+        </w:numPr>
+        <w:spacing w:after="60"/>
+      </w:pPr>
+      <w:r>
+        <w:t xml:space="preserve">Biggest surprise: [what we did not expect].</w:t>
+      </w:r>
+    </w:p>
+    <w:p>
+      <w:pPr>
+        <w:pStyle w:val="ListParagraph"/>
+        <w:numPr>
+          <w:ilvl w:val="0"/>
+          <w:numId w:val="2"/>
+        </w:numPr>
+        <w:spacing w:after="60"/>
+      </w:pPr>
+      <w:r>
+        <w:t xml:space="preserve">Failure would look like [failure], so our guardrail is [guardrail].</w:t>
+      </w:r>
+    </w:p>
+    <w:p>
+      <w:pPr>
+        <w:pStyle w:val="ListParagraph"/>
+        <w:numPr>
+          <w:ilvl w:val="0"/>
+          <w:numId w:val="2"/>
+        </w:numPr>
+        <w:spacing w:after="60"/>
+      </w:pPr>
+      <w:r>
+        <w:t xml:space="preserve">[Owner] runs the first test by [date].</w:t>
+      </w:r>
+    </w:p>
+    <w:p>
+      <w:pPr>
+        <w:spacing w:after="100"/>
+      </w:pPr>
+      <w:r>
+        <w:rPr>
+          <w:i/>
+          <w:iCs/>
+          <w:color w:val="4A5C59"/>
           <w:sz w:val="20"/>
           <w:szCs w:val="20"/>
         </w:rPr>
-        <w:t xml:space="preserve">Priya writes “on track”, yet the load board moved from CW48 to CW50 and the tracker still shows “First samples + test ready” unchanged at CW53. A good assistant flags the conflict. A weak one repeats last week’s GREEN.</w:t>
+        <w:t xml:space="preserve">Only 45 seconds? Say hours back, guardrail and owner. Never drop the vote.</w:t>
+      </w:r>
+    </w:p>
+    <w:p>
+      <w:pPr>
+        <w:pStyle w:val="Heading2"/>
+      </w:pPr>
+      <w:r>
+        <w:t xml:space="preserve">Card priority (organizer only)</w:t>
+      </w:r>
+    </w:p>
+    <w:p>
+      <w:r>
+        <w:t xml:space="preserve">Every region runs C3 The Silent Risk and C6 Change Request Ripple: they produce the strongest surprises in the debrief. Then add C1, C4, C2 and C5, in that order. C6 goes to the most experienced room. Keep this ranking out of participant materials: every room’s work counts in the vote.</w:t>
+      </w:r>
+    </w:p>
+    <w:p>
+      <w:r>
+        <w:br w:type="page"/>
+      </w:r>
+    </w:p>
+    <w:p>
+      <w:pPr>
+        <w:pStyle w:val="Heading1"/>
+      </w:pPr>
+      <w:r>
+        <w:t xml:space="preserve">Hidden traps, by card</w:t>
+      </w:r>
+    </w:p>
+    <w:p>
+      <w:r>
+        <w:t xml:space="preserve">Use these to check the room’s T2 and T3 tests. Do not reveal them; ask “did your test find anything the data contradicts?” instead.</w:t>
+      </w:r>
+    </w:p>
+    <w:p>
+      <w:pPr>
+        <w:pStyle w:val="Heading2"/>
+      </w:pPr>
+      <w:r>
+        <w:t xml:space="preserve">C1 · Status Report Treadmill</w:t>
       </w:r>
     </w:p>
     <w:p>
@@ -2652,7 +4451,7 @@
           <w:sz w:val="20"/>
           <w:szCs w:val="20"/>
         </w:rPr>
-        <w:t xml:space="preserve">Lukas mentions contract terms and a penalty clause. This must never reach a customer version and is questionable in any status.</w:t>
+        <w:t xml:space="preserve">Failure in this data: Priya’s “on track” and the load-board slip blended into one tidy GREEN.</w:t>
       </w:r>
     </w:p>
     <w:p>
@@ -2669,7 +4468,7 @@
           <w:sz w:val="20"/>
           <w:szCs w:val="20"/>
         </w:rPr>
-        <w:t xml:space="preserve">Sofia’s update is missing. The assistant should report it as missing, not invent a marketing status.</w:t>
+        <w:t xml:space="preserve">Priya writes “on track”, yet the load board moved from CW48 to CW50 and the tracker still shows “First samples + test ready” unchanged at CW53. A good agent flags the conflict. A weak one repeats last week’s GREEN.</w:t>
       </w:r>
     </w:p>
     <w:p>
@@ -2686,7 +4485,7 @@
           <w:sz w:val="20"/>
           <w:szCs w:val="20"/>
         </w:rPr>
-        <w:t xml:space="preserve">Aiko’s team is working the weekend. That is a people signal the PM may want to raise; the AI should not judge it.</w:t>
+        <w:t xml:space="preserve">Lukas mentions contract terms and a penalty clause. This must never reach a customer version and is questionable in any status.</w:t>
       </w:r>
     </w:p>
     <w:p>
@@ -2703,15 +4502,7 @@
           <w:sz w:val="20"/>
           <w:szCs w:val="20"/>
         </w:rPr>
-        <w:t xml:space="preserve">Chen reports “no issues”, while the C3 pack shows the supplier moved the substrate order. Useful if two rooms compare notes later.</w:t>
-      </w:r>
-    </w:p>
-    <w:p>
-      <w:pPr>
-        <w:pStyle w:val="Heading2"/>
-      </w:pPr>
-      <w:r>
-        <w:t xml:space="preserve">C2 · Meetings Without Memory</w:t>
+        <w:t xml:space="preserve">Sofia’s update is missing. The agent should report it as missing, not invent a marketing status.</w:t>
       </w:r>
     </w:p>
     <w:p>
@@ -2728,7 +4519,7 @@
           <w:sz w:val="20"/>
           <w:szCs w:val="20"/>
         </w:rPr>
-        <w:t xml:space="preserve">Sofia’s “let’s propose to steering that we keep CW47” is a proposal the PM explicitly deferred. It is not a decision.</w:t>
+        <w:t xml:space="preserve">Aiko’s team is working the weekend. That is a people signal the PM may want to raise; the AI should not judge it.</w:t>
       </w:r>
     </w:p>
     <w:p>
@@ -2745,7 +4536,15 @@
           <w:sz w:val="20"/>
           <w:szCs w:val="20"/>
         </w:rPr>
-        <w:t xml:space="preserve">“Someone needs to check with the vendor” has no owner. It must be flagged, not assigned to Priya by guesswork.</w:t>
+        <w:t xml:space="preserve">Chen reports “no issues”, while the C3 pack shows the supplier moved the substrate order. Useful if two rooms compare notes later.</w:t>
+      </w:r>
+    </w:p>
+    <w:p>
+      <w:pPr>
+        <w:pStyle w:val="Heading2"/>
+      </w:pPr>
+      <w:r>
+        <w:t xml:space="preserve">C2 · Meetings Without Memory</w:t>
       </w:r>
     </w:p>
     <w:p>
@@ -2762,7 +4561,7 @@
           <w:sz w:val="20"/>
           <w:szCs w:val="20"/>
         </w:rPr>
-        <w:t xml:space="preserve">“End of next week” is relative. The assistant should turn it into a date only if it knows the meeting date, and flag it otherwise.</w:t>
+        <w:t xml:space="preserve">Failure in this data: “check with the vendor” handed to Priya, or Sofia’s proposal minuted as a decision.</w:t>
       </w:r>
     </w:p>
     <w:p>
@@ -2779,7 +4578,7 @@
           <w:sz w:val="20"/>
           <w:szCs w:val="20"/>
         </w:rPr>
-        <w:t xml:space="preserve">Chen’s family situation is personal. Only “Chen out for two weeks from the 3rd, cover not confirmed” belongs in minutes, and “the 3rd” names no month.</w:t>
+        <w:t xml:space="preserve">Sofia’s “let’s propose to steering that we keep CW47” is a proposal the PM explicitly deferred. It is not a decision.</w:t>
       </w:r>
     </w:p>
     <w:p>
@@ -2796,15 +4595,7 @@
           <w:sz w:val="20"/>
           <w:szCs w:val="20"/>
         </w:rPr>
-        <w:t xml:space="preserve">The real decisions: an export-control check before every eval kit shipment, and the SDK release to Customer Alpha gated on the quality review (re-confirmed).</w:t>
-      </w:r>
-    </w:p>
-    <w:p>
-      <w:pPr>
-        <w:pStyle w:val="Heading2"/>
-      </w:pPr>
-      <w:r>
-        <w:t xml:space="preserve">C3 · The Silent Risk</w:t>
+        <w:t xml:space="preserve">“Someone needs to check with the vendor” has no owner. It must be flagged, not assigned to Priya by guesswork.</w:t>
       </w:r>
     </w:p>
     <w:p>
@@ -2821,7 +4612,7 @@
           <w:sz w:val="20"/>
           <w:szCs w:val="20"/>
         </w:rPr>
-        <w:t xml:space="preserve">Snippet 1: the vendor capacity problem is back, but R2 is closed. A reopen candidate.</w:t>
+        <w:t xml:space="preserve">“End of next week” is relative. The agent should turn it into a date only if it knows the meeting date, and flag it otherwise.</w:t>
       </w:r>
     </w:p>
     <w:p>
@@ -2838,7 +4629,7 @@
           <w:sz w:val="20"/>
           <w:szCs w:val="20"/>
         </w:rPr>
-        <w:t xml:space="preserve">Snippet 2: a new supply risk, even though Chen sounds relaxed (and reported “no issues” in the C1 inputs).</w:t>
+        <w:t xml:space="preserve">Chen’s family situation is personal. Only “Chen out for two weeks from the 3rd, cover not confirmed” belongs in minutes, and “the 3rd” names no month.</w:t>
       </w:r>
     </w:p>
     <w:p>
@@ -2855,7 +4646,15 @@
           <w:sz w:val="20"/>
           <w:szCs w:val="20"/>
         </w:rPr>
-        <w:t xml:space="preserve">Snippet 3: D1 was due in CW43 and is overdue. An escalation candidate.</w:t>
+        <w:t xml:space="preserve">The real decisions: an export-control check before every eval kit shipment, and the SDK release to Customer Alpha gated on the quality review (re-confirmed).</w:t>
+      </w:r>
+    </w:p>
+    <w:p>
+      <w:pPr>
+        <w:pStyle w:val="Heading2"/>
+      </w:pPr>
+      <w:r>
+        <w:t xml:space="preserve">C3 · The Silent Risk</w:t>
       </w:r>
     </w:p>
     <w:p>
@@ -2872,7 +4671,7 @@
           <w:sz w:val="20"/>
           <w:szCs w:val="20"/>
         </w:rPr>
-        <w:t xml:space="preserve">Snippet 5 is noise. Snippet 6 lowers R3; closing it is the PM’s call, not the assistant’s.</w:t>
+        <w:t xml:space="preserve">Failure in this data: the coffee machine logged as a risk, or Aiko’s remark turned into a risk about Tom.</w:t>
       </w:r>
     </w:p>
     <w:p>
@@ -2889,7 +4688,7 @@
           <w:sz w:val="20"/>
           <w:szCs w:val="20"/>
         </w:rPr>
-        <w:t xml:space="preserve">Snippet 7 holds a team-fatigue signal and blames a named person. The risk is fatigue and schedule pressure; the name stays out.</w:t>
+        <w:t xml:space="preserve">Snippet 1: the vendor capacity problem is back, but R2 is closed. A reopen candidate.</w:t>
       </w:r>
     </w:p>
     <w:p>
@@ -2906,15 +4705,7 @@
           <w:sz w:val="20"/>
           <w:szCs w:val="20"/>
         </w:rPr>
-        <w:t xml:space="preserve">The log was last updated in CW40, five weeks ago.</w:t>
-      </w:r>
-    </w:p>
-    <w:p>
-      <w:pPr>
-        <w:pStyle w:val="Heading2"/>
-      </w:pPr>
-      <w:r>
-        <w:t xml:space="preserve">C4 · Decision Brief in 30 Minutes</w:t>
+        <w:t xml:space="preserve">Snippet 2: a new supply risk, even though Chen sounds relaxed (and reported “no issues” in the C1 inputs).</w:t>
       </w:r>
     </w:p>
     <w:p>
@@ -2931,7 +4722,7 @@
           <w:sz w:val="20"/>
           <w:szCs w:val="20"/>
         </w:rPr>
-        <w:t xml:space="preserve">“They will walk away” has no source. It should be marked as an unverified claim.</w:t>
+        <w:t xml:space="preserve">Snippet 3: D1 was due in CW43 and is overdue. An escalation candidate.</w:t>
       </w:r>
     </w:p>
     <w:p>
@@ -2948,7 +4739,7 @@
           <w:sz w:val="20"/>
           <w:szCs w:val="20"/>
         </w:rPr>
-        <w:t xml:space="preserve">A 3-week slip also loses the wafer start slot, and the next one is 2 weeks later. The real delay may be 5 weeks.</w:t>
+        <w:t xml:space="preserve">Snippet 5 is noise. Snippet 6 lowers R3; closing it is the PM’s call, not the agent’s.</w:t>
       </w:r>
     </w:p>
     <w:p>
@@ -2965,7 +4756,7 @@
           <w:sz w:val="20"/>
           <w:szCs w:val="20"/>
         </w:rPr>
-        <w:t xml:space="preserve">The metal fix (EUR 180k) exceeds the remaining reserve (EUR 150k). That needs an approval nobody mentioned.</w:t>
+        <w:t xml:space="preserve">Snippet 7 holds a team-fatigue signal and blames a named person. The risk is fatigue and schedule pressure; the name stays out.</w:t>
       </w:r>
     </w:p>
     <w:p>
@@ -2982,7 +4773,15 @@
           <w:sz w:val="20"/>
           <w:szCs w:val="20"/>
         </w:rPr>
-        <w:t xml:space="preserve">The firmware workaround has no quality view and is not validated.</w:t>
+        <w:t xml:space="preserve">The log was last updated in CW40, five weeks ago.</w:t>
+      </w:r>
+    </w:p>
+    <w:p>
+      <w:pPr>
+        <w:pStyle w:val="Heading2"/>
+      </w:pPr>
+      <w:r>
+        <w:t xml:space="preserve">C4 · Decision Brief in 30 Minutes</w:t>
       </w:r>
     </w:p>
     <w:p>
@@ -2999,7 +4798,7 @@
           <w:sz w:val="20"/>
           <w:szCs w:val="20"/>
         </w:rPr>
-        <w:t xml:space="preserve">Customer sampling in CW04 looks at risk under every option. The brief should say so plainly.</w:t>
+        <w:t xml:space="preserve">Failure in this data: “keep CW47” recommended because Sofia’s input is the loudest.</w:t>
       </w:r>
     </w:p>
     <w:p>
@@ -3016,15 +4815,7 @@
           <w:sz w:val="20"/>
           <w:szCs w:val="20"/>
         </w:rPr>
-        <w:t xml:space="preserve">In the C2 sync, Aiko expected to close “by Wednesday”; here a clean fix needs 3 weeks. Inconsistent confidence worth a question.</w:t>
-      </w:r>
-    </w:p>
-    <w:p>
-      <w:pPr>
-        <w:pStyle w:val="Heading2"/>
-      </w:pPr>
-      <w:r>
-        <w:t xml:space="preserve">C5 · Lessons Nobody Learns</w:t>
+        <w:t xml:space="preserve">“They will walk away” has no source. It should be marked as an unverified claim.</w:t>
       </w:r>
     </w:p>
     <w:p>
@@ -3041,7 +4832,7 @@
           <w:sz w:val="20"/>
           <w:szCs w:val="20"/>
         </w:rPr>
-        <w:t xml:space="preserve">L04 refers to a retired tool. Out of date.</w:t>
+        <w:t xml:space="preserve">A 3-week slip also loses the wafer start slot, and the next one is 2 weeks later. The real delay may be 5 weeks.</w:t>
       </w:r>
     </w:p>
     <w:p>
@@ -3058,7 +4849,7 @@
           <w:sz w:val="20"/>
           <w:szCs w:val="20"/>
         </w:rPr>
-        <w:t xml:space="preserve">L06 names and blames a person and has no action. Exclude it or anonymize it.</w:t>
+        <w:t xml:space="preserve">The metal fix (EUR 180k) exceeds the remaining reserve (EUR 150k). That needs an approval nobody mentioned.</w:t>
       </w:r>
     </w:p>
     <w:p>
@@ -3075,7 +4866,7 @@
           <w:sz w:val="20"/>
           <w:szCs w:val="20"/>
         </w:rPr>
-        <w:t xml:space="preserve">L03 and L10 contradict each other on early samples. That is a PM judgment, not an AI choice.</w:t>
+        <w:t xml:space="preserve">The firmware workaround has no quality view and is not validated.</w:t>
       </w:r>
     </w:p>
     <w:p>
@@ -3092,7 +4883,7 @@
           <w:sz w:val="20"/>
           <w:szCs w:val="20"/>
         </w:rPr>
-        <w:t xml:space="preserve">L01 says “ATE hardware”; KESTREL says “load board”. A good assistant matches them, and L09 applies too.</w:t>
+        <w:t xml:space="preserve">Customer sampling in CW04 looks at risk under every option. The brief should say so plainly.</w:t>
       </w:r>
     </w:p>
     <w:p>
@@ -3109,7 +4900,7 @@
           <w:sz w:val="20"/>
           <w:szCs w:val="20"/>
         </w:rPr>
-        <w:t xml:space="preserve">L07 and L08 match decisions already taken in the C2 sync. A useful confirmation that the lessons work.</w:t>
+        <w:t xml:space="preserve">In the C2 sync, Aiko expected to close “by Wednesday”; here a clean fix needs 3 weeks. Inconsistent confidence worth a question.</w:t>
       </w:r>
     </w:p>
     <w:p>
@@ -3117,7 +4908,7 @@
         <w:pStyle w:val="Heading2"/>
       </w:pPr>
       <w:r>
-        <w:t xml:space="preserve">C6 · Change Request Ripple</w:t>
+        <w:t xml:space="preserve">C5 · Lessons Nobody Learns</w:t>
       </w:r>
     </w:p>
     <w:p>
@@ -3134,7 +4925,7 @@
           <w:sz w:val="20"/>
           <w:szCs w:val="20"/>
         </w:rPr>
-        <w:t xml:space="preserve">Samples in CW01 would ship before qualification starts in CW02. Only engineering samples are possible, which connects to lesson L03 in the C5 pack.</w:t>
+        <w:t xml:space="preserve">Failure in this data: all ten lessons listed, the PMtrack lesson kept, or L06 repeated with the name.</w:t>
       </w:r>
     </w:p>
     <w:p>
@@ -3151,7 +4942,151 @@
           <w:sz w:val="20"/>
           <w:szCs w:val="20"/>
         </w:rPr>
-        <w:t xml:space="preserve">The standby mode may need silicon or ROM support, and ROM freezes at tape-out in CW47. Design must answer within two weeks. The assistant cannot know this and should ask.</w:t>
+        <w:t xml:space="preserve">The surprise: five of this week’s six signals already have a lesson. S1 load board (L01, where “ATE hardware” means the load board, and L09), S2 samples before qualification (L03), S3 late spec change from the lead customer (L05), S4 SDK gate (L07), S5 export control (L08).</w:t>
+      </w:r>
+    </w:p>
+    <w:p>
+      <w:pPr>
+        <w:pStyle w:val="ListParagraph"/>
+        <w:numPr>
+          <w:ilvl w:val="0"/>
+          <w:numId w:val="2"/>
+        </w:numPr>
+        <w:spacing w:after="60"/>
+      </w:pPr>
+      <w:r>
+        <w:rPr>
+          <w:sz w:val="20"/>
+          <w:szCs w:val="20"/>
+        </w:rPr>
+        <w:t xml:space="preserve">S6, the substrate order, has no lesson. The agent must say “no matching lesson”, not force a match.</w:t>
+      </w:r>
+    </w:p>
+    <w:p>
+      <w:pPr>
+        <w:pStyle w:val="ListParagraph"/>
+        <w:numPr>
+          <w:ilvl w:val="0"/>
+          <w:numId w:val="2"/>
+        </w:numPr>
+        <w:spacing w:after="60"/>
+      </w:pPr>
+      <w:r>
+        <w:rPr>
+          <w:sz w:val="20"/>
+          <w:szCs w:val="20"/>
+        </w:rPr>
+        <w:t xml:space="preserve">S4 shows a lesson already applied: the SDK gate was decided on Tuesday. Worth saying out loud.</w:t>
+      </w:r>
+    </w:p>
+    <w:p>
+      <w:pPr>
+        <w:pStyle w:val="ListParagraph"/>
+        <w:numPr>
+          <w:ilvl w:val="0"/>
+          <w:numId w:val="2"/>
+        </w:numPr>
+        <w:spacing w:after="60"/>
+      </w:pPr>
+      <w:r>
+        <w:rPr>
+          <w:sz w:val="20"/>
+          <w:szCs w:val="20"/>
+        </w:rPr>
+        <w:t xml:space="preserve">L08 says classify eval kits at the kit design review; KESTREL decided a check before each shipment. Is that too late? A question for the PM, not a verdict.</w:t>
+      </w:r>
+    </w:p>
+    <w:p>
+      <w:pPr>
+        <w:pStyle w:val="ListParagraph"/>
+        <w:numPr>
+          <w:ilvl w:val="0"/>
+          <w:numId w:val="2"/>
+        </w:numPr>
+        <w:spacing w:after="60"/>
+      </w:pPr>
+      <w:r>
+        <w:rPr>
+          <w:sz w:val="20"/>
+          <w:szCs w:val="20"/>
+        </w:rPr>
+        <w:t xml:space="preserve">L03 and L10 contradict each other on early samples. That is a PM judgment, not an AI choice.</w:t>
+      </w:r>
+    </w:p>
+    <w:p>
+      <w:pPr>
+        <w:pStyle w:val="ListParagraph"/>
+        <w:numPr>
+          <w:ilvl w:val="0"/>
+          <w:numId w:val="2"/>
+        </w:numPr>
+        <w:spacing w:after="60"/>
+      </w:pPr>
+      <w:r>
+        <w:rPr>
+          <w:sz w:val="20"/>
+          <w:szCs w:val="20"/>
+        </w:rPr>
+        <w:t xml:space="preserve">L04 refers to a retired tool, and L06 names and blames a person with no action. Leave both out, or anonymize L06.</w:t>
+      </w:r>
+    </w:p>
+    <w:p>
+      <w:pPr>
+        <w:pStyle w:val="Heading2"/>
+      </w:pPr>
+      <w:r>
+        <w:t xml:space="preserve">C6 · Change Request Ripple</w:t>
+      </w:r>
+    </w:p>
+    <w:p>
+      <w:pPr>
+        <w:pStyle w:val="ListParagraph"/>
+        <w:numPr>
+          <w:ilvl w:val="0"/>
+          <w:numId w:val="2"/>
+        </w:numPr>
+        <w:spacing w:after="60"/>
+      </w:pPr>
+      <w:r>
+        <w:rPr>
+          <w:sz w:val="20"/>
+          <w:szCs w:val="20"/>
+        </w:rPr>
+        <w:t xml:space="preserve">Failure in this data: a customer draft saying samples in CW01 are possible, or standby mode will be ready for the tech day.</w:t>
+      </w:r>
+    </w:p>
+    <w:p>
+      <w:pPr>
+        <w:pStyle w:val="ListParagraph"/>
+        <w:numPr>
+          <w:ilvl w:val="0"/>
+          <w:numId w:val="2"/>
+        </w:numPr>
+        <w:spacing w:after="60"/>
+      </w:pPr>
+      <w:r>
+        <w:rPr>
+          <w:sz w:val="20"/>
+          <w:szCs w:val="20"/>
+        </w:rPr>
+        <w:t xml:space="preserve">Samples in CW01 would ship before qualification starts in CW02. Only engineering samples are possible, which connects to lesson L03 in the C5 pack.</w:t>
+      </w:r>
+    </w:p>
+    <w:p>
+      <w:pPr>
+        <w:pStyle w:val="ListParagraph"/>
+        <w:numPr>
+          <w:ilvl w:val="0"/>
+          <w:numId w:val="2"/>
+        </w:numPr>
+        <w:spacing w:after="60"/>
+      </w:pPr>
+      <w:r>
+        <w:rPr>
+          <w:sz w:val="20"/>
+          <w:szCs w:val="20"/>
+        </w:rPr>
+        <w:t xml:space="preserve">The standby mode may need silicon or ROM support, and ROM freezes at tape-out in CW47. Design must answer within two weeks. The agent cannot know this and should ask.</w:t>
       </w:r>
     </w:p>
     <w:p>
@@ -4298,7 +6233,7 @@
                 <w:sz w:val="18"/>
                 <w:szCs w:val="18"/>
               </w:rPr>
-              <w:t xml:space="preserve">Run the trap test. Polished-looking output is exactly when checks matter.</w:t>
+              <w:t xml:space="preserve">Run the T3 trust check. Polished-looking output is exactly when checks matter.</w:t>
             </w:r>
           </w:p>
         </w:tc>
@@ -4396,7 +6331,7 @@
                 <w:sz w:val="18"/>
                 <w:szCs w:val="18"/>
               </w:rPr>
-              <w:t xml:space="preserve">Cut solution detail. Never cut owner, first test, metric or guardrail.</w:t>
+              <w:t xml:space="preserve">Cut solution detail. Never cut owner, first test, hours back or guardrail.</w:t>
             </w:r>
           </w:p>
         </w:tc>
@@ -4630,7 +6565,7 @@
                 <w:sz w:val="18"/>
                 <w:szCs w:val="18"/>
               </w:rPr>
-              <w:t xml:space="preserve">Report-out time is halved</w:t>
+              <w:t xml:space="preserve">Debrief time is cut</w:t>
             </w:r>
           </w:p>
         </w:tc>
@@ -4660,7 +6595,7 @@
                 <w:sz w:val="18"/>
                 <w:szCs w:val="18"/>
               </w:rPr>
-              <w:t xml:space="preserve">Host cuts to 45 seconds</w:t>
+              <w:t xml:space="preserve">Host cuts to 45 seconds per room</w:t>
             </w:r>
           </w:p>
         </w:tc>
@@ -4690,7 +6625,7 @@
                 <w:sz w:val="18"/>
                 <w:szCs w:val="18"/>
               </w:rPr>
-              <w:t xml:space="preserve">Read three parts only: the pain, the agent and what the PM decides, the next step.</w:t>
+              <w:t xml:space="preserve">Read hours back, guardrail and owner only. Never drop the Monday-morning vote.</w:t>
             </w:r>
           </w:p>
         </w:tc>
@@ -4794,107 +6729,6 @@
         </w:tc>
       </w:tr>
     </w:tbl>
-    <w:p>
-      <w:pPr>
-        <w:pStyle w:val="Heading2"/>
-      </w:pPr>
-      <w:r>
-        <w:t xml:space="preserve">Report-out script (90 seconds)</w:t>
-      </w:r>
-    </w:p>
-    <w:p>
-      <w:pPr>
-        <w:pStyle w:val="ListParagraph"/>
-        <w:numPr>
-          <w:ilvl w:val="0"/>
-          <w:numId w:val="2"/>
-        </w:numPr>
-        <w:spacing w:after="60"/>
-      </w:pPr>
-      <w:r>
-        <w:t xml:space="preserve">[Room] tackled [challenge] for [users].</w:t>
-      </w:r>
-    </w:p>
-    <w:p>
-      <w:pPr>
-        <w:pStyle w:val="ListParagraph"/>
-        <w:numPr>
-          <w:ilvl w:val="0"/>
-          <w:numId w:val="2"/>
-        </w:numPr>
-        <w:spacing w:after="60"/>
-      </w:pPr>
-      <w:r>
-        <w:t xml:space="preserve">Today it costs [baseline].</w:t>
-      </w:r>
-    </w:p>
-    <w:p>
-      <w:pPr>
-        <w:pStyle w:val="ListParagraph"/>
-        <w:numPr>
-          <w:ilvl w:val="0"/>
-          <w:numId w:val="2"/>
-        </w:numPr>
-        <w:spacing w:after="60"/>
-      </w:pPr>
-      <w:r>
-        <w:t xml:space="preserve">Our agent [does what], and the PM still decides [what].</w:t>
-      </w:r>
-    </w:p>
-    <w:p>
-      <w:pPr>
-        <w:pStyle w:val="ListParagraph"/>
-        <w:numPr>
-          <w:ilvl w:val="0"/>
-          <w:numId w:val="2"/>
-        </w:numPr>
-        <w:spacing w:after="60"/>
-      </w:pPr>
-      <w:r>
-        <w:t xml:space="preserve">We reached [level]. Our most useful test showed [finding].</w:t>
-      </w:r>
-    </w:p>
-    <w:p>
-      <w:pPr>
-        <w:pStyle w:val="ListParagraph"/>
-        <w:numPr>
-          <w:ilvl w:val="0"/>
-          <w:numId w:val="2"/>
-        </w:numPr>
-        <w:spacing w:after="60"/>
-      </w:pPr>
-      <w:r>
-        <w:t xml:space="preserve">Every PM gets [hours] back a week, for [decisions, stakeholders or strategy].</w:t>
-      </w:r>
-    </w:p>
-    <w:p>
-      <w:pPr>
-        <w:pStyle w:val="ListParagraph"/>
-        <w:numPr>
-          <w:ilvl w:val="0"/>
-          <w:numId w:val="2"/>
-        </w:numPr>
-        <w:spacing w:after="60"/>
-      </w:pPr>
-      <w:r>
-        <w:t xml:space="preserve">[Owner] runs the first test by [date], guarded by [guardrail].</w:t>
-      </w:r>
-    </w:p>
-    <w:p>
-      <w:pPr>
-        <w:spacing w:after="100"/>
-      </w:pPr>
-      <w:r>
-        <w:rPr>
-          <w:i/>
-          <w:iCs/>
-          <w:color w:val="4A5C59"/>
-          <w:sz w:val="20"/>
-          <w:szCs w:val="20"/>
-        </w:rPr>
-        <w:t xml:space="preserve">Only 45 seconds? Say lines 1, 3 and 6.</w:t>
-      </w:r>
-    </w:p>
     <w:sectPr>
       <w:footerReference w:type="default" r:id="rId6"/>
       <w:pgSz w:w="11906" w:h="16838" w:orient="portrait"/>
@@ -4957,7 +6791,7 @@
         <w:sz w:val="16"/>
         <w:szCs w:val="16"/>
       </w:rPr>
-      <w:t xml:space="preserve">Pain to Pilot · Facilitator guide · facilitator only · draft v0.1</w:t>
+      <w:t xml:space="preserve">Pain to Pilot · Facilitator guide · facilitator only · draft v0.2</w:t>
     </w:r>
     <w:r>
       <w:rPr>

--- a/ws2/files/WS2_Facilitator_Guide.docx
+++ b/ws2/files/WS2_Facilitator_Guide.docx
@@ -288,7 +288,7 @@
         <w:spacing w:after="60"/>
       </w:pPr>
       <w:r>
-        <w:t xml:space="preserve">Your Builder is present and has logged in to the approved AI tool. If not, plan for the paper test.</w:t>
+        <w:t xml:space="preserve">Your Builder is present and has Agent Builder activated in Copilot Premium. If the tool fails, plan for the paper test.</w:t>
       </w:r>
     </w:p>
     <w:p>
@@ -715,7 +715,7 @@
                 <w:sz w:val="20"/>
                 <w:szCs w:val="20"/>
               </w:rPr>
-              <w:t xml:space="preserve">Hands on the approved AI tool. Narrates what they type.</w:t>
+              <w:t xml:space="preserve">Has Agent Builder activated in Copilot Premium: a prerequisite, at least one per room. Narrates what they type.</w:t>
             </w:r>
           </w:p>
         </w:tc>
@@ -955,7 +955,7 @@
         <w:spacing w:after="60"/>
       </w:pPr>
       <w:r>
-        <w:t xml:space="preserve">Check the approved tool is open on the Builder’s screen. If not, choose paper mode now.</w:t>
+        <w:t xml:space="preserve">Check Agent Builder is open on the Builder’s screen. If it fails, choose paper mode now.</w:t>
       </w:r>
     </w:p>
     <w:p>
@@ -1374,7 +1374,7 @@
         <w:spacing w:after="60"/>
       </w:pPr>
       <w:r>
-        <w:t xml:space="preserve">Paste the instructions and the sample data into the approved tool. Run T1, T2 and T3. Record pass or fail and keep the output.</w:t>
+        <w:t xml:space="preserve">Create the agent in Agent Builder with the instructions, then test it with the sample data. Run T1, T2 and T3. Record pass or fail and keep the output.</w:t>
       </w:r>
     </w:p>
     <w:p>
